--- a/reports/GSE57577_2015_vs_2026_report.docx
+++ b/reports/GSE57577_2015_vs_2026_report.docx
@@ -9882,6 +9882,469 @@
       </w:pPr>
       <w:r>
         <w:t xml:space="preserve">auto_integrate selected methylation as the anchor on every methylation-defined cluster (e.g. cluster 3: methylation 0.97 vs RNA 0.80) and RNA on every PAM50 call (e.g. LumA: RNA 0.93 vs methylation 0.83), and the gate never fell below the leader on any of the nine — the first real, non-synthetic evidence the integrator follows the biology rather than a built-in RNA preference. Honest caveat: each label family is defined by its own modality (some recovery-of-self circularity) and no endpoint produced a fusion gain (Δ=0 throughout); these validate the anchor-selection and safety properties, not orthogonal-signal capture — that is the positive control's role. Runner reports/dmoi_external_subtype.py; recorded in external_subtype_results.csv with guard test_external_subtype_anchor_guard.</w:t>
+      </w:r>
+    </w:p>
+    <w:p>
+      <w:pPr>
+        <w:pStyle w:val="Heading2"/>
+      </w:pPr>
+      <w:r>
+        <w:t xml:space="preserve">Curated biomarkers — the first real methylation win (epigenetic clock)</w:t>
+      </w:r>
+    </w:p>
+    <w:p>
+      <w:pPr>
+        <w:spacing w:after="120"/>
+      </w:pPr>
+      <w:r>
+        <w:t xml:space="preserve">The external validation above shows the integrator routes to whichever modality defines a task, but across every endpoint tested there one modality dominated and no fusion gain appeared. The sharper question — is there a REAL endpoint where methylation is simply the better modality? — was answered by replacing a random genome-wide CpG slice with the externally trained Horvath (2013) 353-CpG epigenetic clock (provenance reports/horvath1_2013_coefficients.csv) on patient age:</w:t>
+      </w:r>
+    </w:p>
+    <w:tbl>
+      <w:tblPr>
+        <w:tblW w:type="dxa" w:w="9360"/>
+        <w:tblBorders>
+          <w:top w:val="single" w:color="auto" w:sz="4"/>
+          <w:left w:val="single" w:color="auto" w:sz="4"/>
+          <w:bottom w:val="single" w:color="auto" w:sz="4"/>
+          <w:right w:val="single" w:color="auto" w:sz="4"/>
+          <w:insideH w:val="single" w:color="auto" w:sz="4"/>
+          <w:insideV w:val="single" w:color="auto" w:sz="4"/>
+        </w:tblBorders>
+      </w:tblPr>
+      <w:tblGrid>
+        <w:gridCol w:w="2600"/>
+        <w:gridCol w:w="1600"/>
+        <w:gridCol w:w="1900"/>
+        <w:gridCol w:w="1500"/>
+        <w:gridCol w:w="1760"/>
+      </w:tblGrid>
+      <w:tr>
+        <w:trPr>
+          <w:tblHeader/>
+        </w:trPr>
+        <w:tc>
+          <w:tcPr>
+            <w:tcW w:type="dxa" w:w="2600"/>
+            <w:tcBorders>
+              <w:top w:val="single" w:color="BBBBBB" w:sz="1"/>
+              <w:left w:val="single" w:color="BBBBBB" w:sz="1"/>
+              <w:bottom w:val="single" w:color="BBBBBB" w:sz="1"/>
+              <w:right w:val="single" w:color="BBBBBB" w:sz="1"/>
+            </w:tcBorders>
+            <w:shd w:fill="1F3B5B" w:val="clear"/>
+            <w:tcMar>
+              <w:top w:type="dxa" w:w="80"/>
+              <w:left w:type="dxa" w:w="120"/>
+              <w:bottom w:type="dxa" w:w="80"/>
+              <w:right w:type="dxa" w:w="120"/>
+            </w:tcMar>
+          </w:tcPr>
+          <w:p>
+            <w:r>
+              <w:rPr>
+                <w:b/>
+                <w:bCs/>
+                <w:color w:val="FFFFFF"/>
+              </w:rPr>
+              <w:t xml:space="preserve">Tissue (age endpoint)</w:t>
+            </w:r>
+          </w:p>
+        </w:tc>
+        <w:tc>
+          <w:tcPr>
+            <w:tcW w:type="dxa" w:w="1600"/>
+            <w:tcBorders>
+              <w:top w:val="single" w:color="BBBBBB" w:sz="1"/>
+              <w:left w:val="single" w:color="BBBBBB" w:sz="1"/>
+              <w:bottom w:val="single" w:color="BBBBBB" w:sz="1"/>
+              <w:right w:val="single" w:color="BBBBBB" w:sz="1"/>
+            </w:tcBorders>
+            <w:shd w:fill="1F3B5B" w:val="clear"/>
+            <w:tcMar>
+              <w:top w:type="dxa" w:w="80"/>
+              <w:left w:type="dxa" w:w="120"/>
+              <w:bottom w:type="dxa" w:w="80"/>
+              <w:right w:type="dxa" w:w="120"/>
+            </w:tcMar>
+          </w:tcPr>
+          <w:p>
+            <w:r>
+              <w:rPr>
+                <w:b/>
+                <w:bCs/>
+                <w:color w:val="FFFFFF"/>
+              </w:rPr>
+              <w:t xml:space="preserve">RNA</w:t>
+            </w:r>
+          </w:p>
+        </w:tc>
+        <w:tc>
+          <w:tcPr>
+            <w:tcW w:type="dxa" w:w="1900"/>
+            <w:tcBorders>
+              <w:top w:val="single" w:color="BBBBBB" w:sz="1"/>
+              <w:left w:val="single" w:color="BBBBBB" w:sz="1"/>
+              <w:bottom w:val="single" w:color="BBBBBB" w:sz="1"/>
+              <w:right w:val="single" w:color="BBBBBB" w:sz="1"/>
+            </w:tcBorders>
+            <w:shd w:fill="1F3B5B" w:val="clear"/>
+            <w:tcMar>
+              <w:top w:type="dxa" w:w="80"/>
+              <w:left w:type="dxa" w:w="120"/>
+              <w:bottom w:type="dxa" w:w="80"/>
+              <w:right w:type="dxa" w:w="120"/>
+            </w:tcMar>
+          </w:tcPr>
+          <w:p>
+            <w:r>
+              <w:rPr>
+                <w:b/>
+                <w:bCs/>
+                <w:color w:val="FFFFFF"/>
+              </w:rPr>
+              <w:t xml:space="preserve">Horvath clock</w:t>
+            </w:r>
+          </w:p>
+        </w:tc>
+        <w:tc>
+          <w:tcPr>
+            <w:tcW w:type="dxa" w:w="1500"/>
+            <w:tcBorders>
+              <w:top w:val="single" w:color="BBBBBB" w:sz="1"/>
+              <w:left w:val="single" w:color="BBBBBB" w:sz="1"/>
+              <w:bottom w:val="single" w:color="BBBBBB" w:sz="1"/>
+              <w:right w:val="single" w:color="BBBBBB" w:sz="1"/>
+            </w:tcBorders>
+            <w:shd w:fill="1F3B5B" w:val="clear"/>
+            <w:tcMar>
+              <w:top w:type="dxa" w:w="80"/>
+              <w:left w:type="dxa" w:w="120"/>
+              <w:bottom w:type="dxa" w:w="80"/>
+              <w:right w:type="dxa" w:w="120"/>
+            </w:tcMar>
+          </w:tcPr>
+          <w:p>
+            <w:r>
+              <w:rPr>
+                <w:b/>
+                <w:bCs/>
+                <w:color w:val="FFFFFF"/>
+              </w:rPr>
+              <w:t xml:space="preserve">random CpGs</w:t>
+            </w:r>
+          </w:p>
+        </w:tc>
+        <w:tc>
+          <w:tcPr>
+            <w:tcW w:type="dxa" w:w="1760"/>
+            <w:tcBorders>
+              <w:top w:val="single" w:color="BBBBBB" w:sz="1"/>
+              <w:left w:val="single" w:color="BBBBBB" w:sz="1"/>
+              <w:bottom w:val="single" w:color="BBBBBB" w:sz="1"/>
+              <w:right w:val="single" w:color="BBBBBB" w:sz="1"/>
+            </w:tcBorders>
+            <w:shd w:fill="1F3B5B" w:val="clear"/>
+            <w:tcMar>
+              <w:top w:type="dxa" w:w="80"/>
+              <w:left w:type="dxa" w:w="120"/>
+              <w:bottom w:type="dxa" w:w="80"/>
+              <w:right w:type="dxa" w:w="120"/>
+            </w:tcMar>
+          </w:tcPr>
+          <w:p>
+            <w:r>
+              <w:rPr>
+                <w:b/>
+                <w:bCs/>
+                <w:color w:val="FFFFFF"/>
+              </w:rPr>
+              <w:t xml:space="preserve">anchor chosen</w:t>
+            </w:r>
+          </w:p>
+        </w:tc>
+      </w:tr>
+      <w:tr>
+        <w:tc>
+          <w:tcPr>
+            <w:tcW w:type="dxa" w:w="2600"/>
+            <w:tcBorders>
+              <w:top w:val="single" w:color="BBBBBB" w:sz="1"/>
+              <w:left w:val="single" w:color="BBBBBB" w:sz="1"/>
+              <w:bottom w:val="single" w:color="BBBBBB" w:sz="1"/>
+              <w:right w:val="single" w:color="BBBBBB" w:sz="1"/>
+            </w:tcBorders>
+            <w:shd w:fill="F4F8FB" w:val="clear"/>
+            <w:tcMar>
+              <w:top w:type="dxa" w:w="80"/>
+              <w:left w:type="dxa" w:w="120"/>
+              <w:bottom w:type="dxa" w:w="80"/>
+              <w:right w:type="dxa" w:w="120"/>
+            </w:tcMar>
+          </w:tcPr>
+          <w:p>
+            <w:r>
+              <w:rPr>
+                <w:b w:val="false"/>
+                <w:bCs w:val="false"/>
+              </w:rPr>
+              <w:t xml:space="preserve">Normal-adjacent (n=84)</w:t>
+            </w:r>
+          </w:p>
+        </w:tc>
+        <w:tc>
+          <w:tcPr>
+            <w:tcW w:type="dxa" w:w="1600"/>
+            <w:tcBorders>
+              <w:top w:val="single" w:color="BBBBBB" w:sz="1"/>
+              <w:left w:val="single" w:color="BBBBBB" w:sz="1"/>
+              <w:bottom w:val="single" w:color="BBBBBB" w:sz="1"/>
+              <w:right w:val="single" w:color="BBBBBB" w:sz="1"/>
+            </w:tcBorders>
+            <w:shd w:fill="F4F8FB" w:val="clear"/>
+            <w:tcMar>
+              <w:top w:type="dxa" w:w="80"/>
+              <w:left w:type="dxa" w:w="120"/>
+              <w:bottom w:type="dxa" w:w="80"/>
+              <w:right w:type="dxa" w:w="120"/>
+            </w:tcMar>
+          </w:tcPr>
+          <w:p>
+            <w:r>
+              <w:rPr>
+                <w:b w:val="false"/>
+                <w:bCs w:val="false"/>
+              </w:rPr>
+              <w:t xml:space="preserve">0.908</w:t>
+            </w:r>
+          </w:p>
+        </w:tc>
+        <w:tc>
+          <w:tcPr>
+            <w:tcW w:type="dxa" w:w="1900"/>
+            <w:tcBorders>
+              <w:top w:val="single" w:color="BBBBBB" w:sz="1"/>
+              <w:left w:val="single" w:color="BBBBBB" w:sz="1"/>
+              <w:bottom w:val="single" w:color="BBBBBB" w:sz="1"/>
+              <w:right w:val="single" w:color="BBBBBB" w:sz="1"/>
+            </w:tcBorders>
+            <w:shd w:fill="F4F8FB" w:val="clear"/>
+            <w:tcMar>
+              <w:top w:type="dxa" w:w="80"/>
+              <w:left w:type="dxa" w:w="120"/>
+              <w:bottom w:type="dxa" w:w="80"/>
+              <w:right w:type="dxa" w:w="120"/>
+            </w:tcMar>
+          </w:tcPr>
+          <w:p>
+            <w:r>
+              <w:rPr>
+                <w:b w:val="false"/>
+                <w:bCs w:val="false"/>
+              </w:rPr>
+              <w:t xml:space="preserve">0.941 (10/10 seeds)</w:t>
+            </w:r>
+          </w:p>
+        </w:tc>
+        <w:tc>
+          <w:tcPr>
+            <w:tcW w:type="dxa" w:w="1500"/>
+            <w:tcBorders>
+              <w:top w:val="single" w:color="BBBBBB" w:sz="1"/>
+              <w:left w:val="single" w:color="BBBBBB" w:sz="1"/>
+              <w:bottom w:val="single" w:color="BBBBBB" w:sz="1"/>
+              <w:right w:val="single" w:color="BBBBBB" w:sz="1"/>
+            </w:tcBorders>
+            <w:shd w:fill="F4F8FB" w:val="clear"/>
+            <w:tcMar>
+              <w:top w:type="dxa" w:w="80"/>
+              <w:left w:type="dxa" w:w="120"/>
+              <w:bottom w:type="dxa" w:w="80"/>
+              <w:right w:type="dxa" w:w="120"/>
+            </w:tcMar>
+          </w:tcPr>
+          <w:p>
+            <w:r>
+              <w:rPr>
+                <w:b w:val="false"/>
+                <w:bCs w:val="false"/>
+              </w:rPr>
+              <w:t xml:space="preserve">0.678</w:t>
+            </w:r>
+          </w:p>
+        </w:tc>
+        <w:tc>
+          <w:tcPr>
+            <w:tcW w:type="dxa" w:w="1760"/>
+            <w:tcBorders>
+              <w:top w:val="single" w:color="BBBBBB" w:sz="1"/>
+              <w:left w:val="single" w:color="BBBBBB" w:sz="1"/>
+              <w:bottom w:val="single" w:color="BBBBBB" w:sz="1"/>
+              <w:right w:val="single" w:color="BBBBBB" w:sz="1"/>
+            </w:tcBorders>
+            <w:shd w:fill="F4F8FB" w:val="clear"/>
+            <w:tcMar>
+              <w:top w:type="dxa" w:w="80"/>
+              <w:left w:type="dxa" w:w="120"/>
+              <w:bottom w:type="dxa" w:w="80"/>
+              <w:right w:type="dxa" w:w="120"/>
+            </w:tcMar>
+          </w:tcPr>
+          <w:p>
+            <w:r>
+              <w:rPr>
+                <w:b w:val="false"/>
+                <w:bCs w:val="false"/>
+              </w:rPr>
+              <w:t xml:space="preserve">methylation</w:t>
+            </w:r>
+          </w:p>
+        </w:tc>
+      </w:tr>
+      <w:tr>
+        <w:tc>
+          <w:tcPr>
+            <w:tcW w:type="dxa" w:w="2600"/>
+            <w:tcBorders>
+              <w:top w:val="single" w:color="BBBBBB" w:sz="1"/>
+              <w:left w:val="single" w:color="BBBBBB" w:sz="1"/>
+              <w:bottom w:val="single" w:color="BBBBBB" w:sz="1"/>
+              <w:right w:val="single" w:color="BBBBBB" w:sz="1"/>
+            </w:tcBorders>
+            <w:shd w:fill="F4F8FB" w:val="clear"/>
+            <w:tcMar>
+              <w:top w:type="dxa" w:w="80"/>
+              <w:left w:type="dxa" w:w="120"/>
+              <w:bottom w:type="dxa" w:w="80"/>
+              <w:right w:type="dxa" w:w="120"/>
+            </w:tcMar>
+          </w:tcPr>
+          <w:p>
+            <w:r>
+              <w:rPr>
+                <w:b w:val="false"/>
+                <w:bCs w:val="false"/>
+              </w:rPr>
+              <w:t xml:space="preserve">Tumour (n=781)</w:t>
+            </w:r>
+          </w:p>
+        </w:tc>
+        <w:tc>
+          <w:tcPr>
+            <w:tcW w:type="dxa" w:w="1600"/>
+            <w:tcBorders>
+              <w:top w:val="single" w:color="BBBBBB" w:sz="1"/>
+              <w:left w:val="single" w:color="BBBBBB" w:sz="1"/>
+              <w:bottom w:val="single" w:color="BBBBBB" w:sz="1"/>
+              <w:right w:val="single" w:color="BBBBBB" w:sz="1"/>
+            </w:tcBorders>
+            <w:shd w:fill="F4F8FB" w:val="clear"/>
+            <w:tcMar>
+              <w:top w:type="dxa" w:w="80"/>
+              <w:left w:type="dxa" w:w="120"/>
+              <w:bottom w:type="dxa" w:w="80"/>
+              <w:right w:type="dxa" w:w="120"/>
+            </w:tcMar>
+          </w:tcPr>
+          <w:p>
+            <w:r>
+              <w:rPr>
+                <w:b w:val="false"/>
+                <w:bCs w:val="false"/>
+              </w:rPr>
+              <w:t xml:space="preserve">0.75</w:t>
+            </w:r>
+          </w:p>
+        </w:tc>
+        <w:tc>
+          <w:tcPr>
+            <w:tcW w:type="dxa" w:w="1900"/>
+            <w:tcBorders>
+              <w:top w:val="single" w:color="BBBBBB" w:sz="1"/>
+              <w:left w:val="single" w:color="BBBBBB" w:sz="1"/>
+              <w:bottom w:val="single" w:color="BBBBBB" w:sz="1"/>
+              <w:right w:val="single" w:color="BBBBBB" w:sz="1"/>
+            </w:tcBorders>
+            <w:shd w:fill="F4F8FB" w:val="clear"/>
+            <w:tcMar>
+              <w:top w:type="dxa" w:w="80"/>
+              <w:left w:type="dxa" w:w="120"/>
+              <w:bottom w:type="dxa" w:w="80"/>
+              <w:right w:type="dxa" w:w="120"/>
+            </w:tcMar>
+          </w:tcPr>
+          <w:p>
+            <w:r>
+              <w:rPr>
+                <w:b w:val="false"/>
+                <w:bCs w:val="false"/>
+              </w:rPr>
+              <w:t xml:space="preserve">0.66</w:t>
+            </w:r>
+          </w:p>
+        </w:tc>
+        <w:tc>
+          <w:tcPr>
+            <w:tcW w:type="dxa" w:w="1500"/>
+            <w:tcBorders>
+              <w:top w:val="single" w:color="BBBBBB" w:sz="1"/>
+              <w:left w:val="single" w:color="BBBBBB" w:sz="1"/>
+              <w:bottom w:val="single" w:color="BBBBBB" w:sz="1"/>
+              <w:right w:val="single" w:color="BBBBBB" w:sz="1"/>
+            </w:tcBorders>
+            <w:shd w:fill="F4F8FB" w:val="clear"/>
+            <w:tcMar>
+              <w:top w:type="dxa" w:w="80"/>
+              <w:left w:type="dxa" w:w="120"/>
+              <w:bottom w:type="dxa" w:w="80"/>
+              <w:right w:type="dxa" w:w="120"/>
+            </w:tcMar>
+          </w:tcPr>
+          <w:p>
+            <w:r>
+              <w:rPr>
+                <w:b w:val="false"/>
+                <w:bCs w:val="false"/>
+              </w:rPr>
+              <w:t xml:space="preserve">0.62</w:t>
+            </w:r>
+          </w:p>
+        </w:tc>
+        <w:tc>
+          <w:tcPr>
+            <w:tcW w:type="dxa" w:w="1760"/>
+            <w:tcBorders>
+              <w:top w:val="single" w:color="BBBBBB" w:sz="1"/>
+              <w:left w:val="single" w:color="BBBBBB" w:sz="1"/>
+              <w:bottom w:val="single" w:color="BBBBBB" w:sz="1"/>
+              <w:right w:val="single" w:color="BBBBBB" w:sz="1"/>
+            </w:tcBorders>
+            <w:shd w:fill="F4F8FB" w:val="clear"/>
+            <w:tcMar>
+              <w:top w:type="dxa" w:w="80"/>
+              <w:left w:type="dxa" w:w="120"/>
+              <w:bottom w:type="dxa" w:w="80"/>
+              <w:right w:type="dxa" w:w="120"/>
+            </w:tcMar>
+          </w:tcPr>
+          <w:p>
+            <w:r>
+              <w:rPr>
+                <w:b w:val="false"/>
+                <w:bCs w:val="false"/>
+              </w:rPr>
+              <w:t xml:space="preserve">RNA</w:t>
+            </w:r>
+          </w:p>
+        </w:tc>
+      </w:tr>
+    </w:tbl>
+    <w:p>
+      <w:pPr>
+        <w:spacing w:after="120"/>
+      </w:pPr>
+      <w:r>
+        <w:t xml:space="preserve">This is the first real, non-synthetic endpoint where methylation beats RNA. On normal-adjacent tissue the clock score reaches AUROC 0.941 vs RNA 0.908, winning in 10/10 cross-validation seeds (clock-vs-age Pearson r = 0.89), while a matched random-CpG set scores only 0.678 — so the +0.26 advantage is the curation, not extra features — and auto_integrate selects the clock methylation as the anchor, directly refuting any 'RNA-biased' reading of the method. In tumour the clock is disrupted (r = 0.32) so RNA wins and the anchor reverts to RNA, exactly as the biology dictates. Two honest caveats: there is still no super-additive fusion gain even here (RNA adds about zero on the clock residual, auto delta = -0.003, within small-sample noise), and the clock is an externally pre-trained predictor — which is the point: curated biomarkers, not raw genome-wide methylation, carry the signal RNA cannot. Runner reports/dmoi_fusion_gain.py; recorded in fusion_gain_results.csv with CI guard test_fusion_gain_guard.</w:t>
       </w:r>
     </w:p>
     <w:sectPr>

--- a/reports/GSE57577_2015_vs_2026_report.docx
+++ b/reports/GSE57577_2015_vs_2026_report.docx
@@ -10345,6 +10345,469 @@
       </w:pPr>
       <w:r>
         <w:t xml:space="preserve">This is the first real, non-synthetic endpoint where methylation beats RNA. On normal-adjacent tissue the clock score reaches AUROC 0.941 vs RNA 0.908, winning in 10/10 cross-validation seeds (clock-vs-age Pearson r = 0.89), while a matched random-CpG set scores only 0.678 — so the +0.26 advantage is the curation, not extra features — and auto_integrate selects the clock methylation as the anchor, directly refuting any 'RNA-biased' reading of the method. In tumour the clock is disrupted (r = 0.32) so RNA wins and the anchor reverts to RNA, exactly as the biology dictates. Two honest caveats: there is still no super-additive fusion gain even here (RNA adds about zero on the clock residual, auto delta = -0.003, within small-sample noise), and the clock is an externally pre-trained predictor — which is the point: curated biomarkers, not raw genome-wide methylation, carry the signal RNA cannot. Runner reports/dmoi_fusion_gain.py; recorded in fusion_gain_results.csv with CI guard test_fusion_gain_guard.</w:t>
+      </w:r>
+    </w:p>
+    <w:p>
+      <w:pPr>
+        <w:pStyle w:val="Heading2"/>
+      </w:pPr>
+      <w:r>
+        <w:t xml:space="preserve">Knowledge-anchored integration and residual discovery (beyond the textbook)</w:t>
+      </w:r>
+    </w:p>
+    <w:p>
+      <w:pPr>
+        <w:spacing w:after="120"/>
+      </w:pPr>
+      <w:r>
+        <w:t xml:space="preserve">A further generalisation anchors not on a data modality but on FIXED textbook biology -- a curated gene signature or a published clock with zero trained parameters -- and gates the genome-wide data onto its residual, so the integrator is never below established knowledge and the gate answers 'does the data add anything beyond the textbook?'. Luminal A vs B is, by textbook (Ki67 / St Gallen), a proliferation distinction; a 20-gene proliferation index with zero trained parameters scores AUROC 0.919 -- nearly the fully trained 1500-gene RNA model -- and gating genome-wide data reaches 0.947, the first clean super-additive gain in this work (with the Horvath clock the textbook already suffices and data adds ~0):</w:t>
+      </w:r>
+    </w:p>
+    <w:tbl>
+      <w:tblPr>
+        <w:tblW w:type="dxa" w:w="9360"/>
+        <w:tblBorders>
+          <w:top w:val="single" w:color="auto" w:sz="4"/>
+          <w:left w:val="single" w:color="auto" w:sz="4"/>
+          <w:bottom w:val="single" w:color="auto" w:sz="4"/>
+          <w:right w:val="single" w:color="auto" w:sz="4"/>
+          <w:insideH w:val="single" w:color="auto" w:sz="4"/>
+          <w:insideV w:val="single" w:color="auto" w:sz="4"/>
+        </w:tblBorders>
+      </w:tblPr>
+      <w:tblGrid>
+        <w:gridCol w:w="2300"/>
+        <w:gridCol w:w="2500"/>
+        <w:gridCol w:w="1300"/>
+        <w:gridCol w:w="1300"/>
+        <w:gridCol w:w="1960"/>
+      </w:tblGrid>
+      <w:tr>
+        <w:trPr>
+          <w:tblHeader/>
+        </w:trPr>
+        <w:tc>
+          <w:tcPr>
+            <w:tcW w:type="dxa" w:w="2300"/>
+            <w:tcBorders>
+              <w:top w:val="single" w:color="BBBBBB" w:sz="1"/>
+              <w:left w:val="single" w:color="BBBBBB" w:sz="1"/>
+              <w:bottom w:val="single" w:color="BBBBBB" w:sz="1"/>
+              <w:right w:val="single" w:color="BBBBBB" w:sz="1"/>
+            </w:tcBorders>
+            <w:shd w:fill="1F3B5B" w:val="clear"/>
+            <w:tcMar>
+              <w:top w:type="dxa" w:w="80"/>
+              <w:left w:type="dxa" w:w="120"/>
+              <w:bottom w:type="dxa" w:w="80"/>
+              <w:right w:type="dxa" w:w="120"/>
+            </w:tcMar>
+          </w:tcPr>
+          <w:p>
+            <w:r>
+              <w:rPr>
+                <w:b/>
+                <w:bCs/>
+                <w:color w:val="FFFFFF"/>
+              </w:rPr>
+              <w:t xml:space="preserve">Endpoint</w:t>
+            </w:r>
+          </w:p>
+        </w:tc>
+        <w:tc>
+          <w:tcPr>
+            <w:tcW w:type="dxa" w:w="2500"/>
+            <w:tcBorders>
+              <w:top w:val="single" w:color="BBBBBB" w:sz="1"/>
+              <w:left w:val="single" w:color="BBBBBB" w:sz="1"/>
+              <w:bottom w:val="single" w:color="BBBBBB" w:sz="1"/>
+              <w:right w:val="single" w:color="BBBBBB" w:sz="1"/>
+            </w:tcBorders>
+            <w:shd w:fill="1F3B5B" w:val="clear"/>
+            <w:tcMar>
+              <w:top w:type="dxa" w:w="80"/>
+              <w:left w:type="dxa" w:w="120"/>
+              <w:bottom w:type="dxa" w:w="80"/>
+              <w:right w:type="dxa" w:w="120"/>
+            </w:tcMar>
+          </w:tcPr>
+          <w:p>
+            <w:r>
+              <w:rPr>
+                <w:b/>
+                <w:bCs/>
+                <w:color w:val="FFFFFF"/>
+              </w:rPr>
+              <w:t xml:space="preserve">Textbook anchor (0 params)</w:t>
+            </w:r>
+          </w:p>
+        </w:tc>
+        <w:tc>
+          <w:tcPr>
+            <w:tcW w:type="dxa" w:w="1300"/>
+            <w:tcBorders>
+              <w:top w:val="single" w:color="BBBBBB" w:sz="1"/>
+              <w:left w:val="single" w:color="BBBBBB" w:sz="1"/>
+              <w:bottom w:val="single" w:color="BBBBBB" w:sz="1"/>
+              <w:right w:val="single" w:color="BBBBBB" w:sz="1"/>
+            </w:tcBorders>
+            <w:shd w:fill="1F3B5B" w:val="clear"/>
+            <w:tcMar>
+              <w:top w:type="dxa" w:w="80"/>
+              <w:left w:type="dxa" w:w="120"/>
+              <w:bottom w:type="dxa" w:w="80"/>
+              <w:right w:type="dxa" w:w="120"/>
+            </w:tcMar>
+          </w:tcPr>
+          <w:p>
+            <w:r>
+              <w:rPr>
+                <w:b/>
+                <w:bCs/>
+                <w:color w:val="FFFFFF"/>
+              </w:rPr>
+              <w:t xml:space="preserve">anchor</w:t>
+            </w:r>
+          </w:p>
+        </w:tc>
+        <w:tc>
+          <w:tcPr>
+            <w:tcW w:type="dxa" w:w="1300"/>
+            <w:tcBorders>
+              <w:top w:val="single" w:color="BBBBBB" w:sz="1"/>
+              <w:left w:val="single" w:color="BBBBBB" w:sz="1"/>
+              <w:bottom w:val="single" w:color="BBBBBB" w:sz="1"/>
+              <w:right w:val="single" w:color="BBBBBB" w:sz="1"/>
+            </w:tcBorders>
+            <w:shd w:fill="1F3B5B" w:val="clear"/>
+            <w:tcMar>
+              <w:top w:type="dxa" w:w="80"/>
+              <w:left w:type="dxa" w:w="120"/>
+              <w:bottom w:type="dxa" w:w="80"/>
+              <w:right w:type="dxa" w:w="120"/>
+            </w:tcMar>
+          </w:tcPr>
+          <w:p>
+            <w:r>
+              <w:rPr>
+                <w:b/>
+                <w:bCs/>
+                <w:color w:val="FFFFFF"/>
+              </w:rPr>
+              <w:t xml:space="preserve">+ gated data</w:t>
+            </w:r>
+          </w:p>
+        </w:tc>
+        <w:tc>
+          <w:tcPr>
+            <w:tcW w:type="dxa" w:w="1960"/>
+            <w:tcBorders>
+              <w:top w:val="single" w:color="BBBBBB" w:sz="1"/>
+              <w:left w:val="single" w:color="BBBBBB" w:sz="1"/>
+              <w:bottom w:val="single" w:color="BBBBBB" w:sz="1"/>
+              <w:right w:val="single" w:color="BBBBBB" w:sz="1"/>
+            </w:tcBorders>
+            <w:shd w:fill="1F3B5B" w:val="clear"/>
+            <w:tcMar>
+              <w:top w:type="dxa" w:w="80"/>
+              <w:left w:type="dxa" w:w="120"/>
+              <w:bottom w:type="dxa" w:w="80"/>
+              <w:right w:type="dxa" w:w="120"/>
+            </w:tcMar>
+          </w:tcPr>
+          <w:p>
+            <w:r>
+              <w:rPr>
+                <w:b/>
+                <w:bCs/>
+                <w:color w:val="FFFFFF"/>
+              </w:rPr>
+              <w:t xml:space="preserve">Δ</w:t>
+            </w:r>
+          </w:p>
+        </w:tc>
+      </w:tr>
+      <w:tr>
+        <w:tc>
+          <w:tcPr>
+            <w:tcW w:type="dxa" w:w="2300"/>
+            <w:tcBorders>
+              <w:top w:val="single" w:color="BBBBBB" w:sz="1"/>
+              <w:left w:val="single" w:color="BBBBBB" w:sz="1"/>
+              <w:bottom w:val="single" w:color="BBBBBB" w:sz="1"/>
+              <w:right w:val="single" w:color="BBBBBB" w:sz="1"/>
+            </w:tcBorders>
+            <w:shd w:fill="F4F8FB" w:val="clear"/>
+            <w:tcMar>
+              <w:top w:type="dxa" w:w="80"/>
+              <w:left w:type="dxa" w:w="120"/>
+              <w:bottom w:type="dxa" w:w="80"/>
+              <w:right w:type="dxa" w:w="120"/>
+            </w:tcMar>
+          </w:tcPr>
+          <w:p>
+            <w:r>
+              <w:rPr>
+                <w:b w:val="false"/>
+                <w:bCs w:val="false"/>
+              </w:rPr>
+              <w:t xml:space="preserve">LumA vs LumB</w:t>
+            </w:r>
+          </w:p>
+        </w:tc>
+        <w:tc>
+          <w:tcPr>
+            <w:tcW w:type="dxa" w:w="2500"/>
+            <w:tcBorders>
+              <w:top w:val="single" w:color="BBBBBB" w:sz="1"/>
+              <w:left w:val="single" w:color="BBBBBB" w:sz="1"/>
+              <w:bottom w:val="single" w:color="BBBBBB" w:sz="1"/>
+              <w:right w:val="single" w:color="BBBBBB" w:sz="1"/>
+            </w:tcBorders>
+            <w:shd w:fill="F4F8FB" w:val="clear"/>
+            <w:tcMar>
+              <w:top w:type="dxa" w:w="80"/>
+              <w:left w:type="dxa" w:w="120"/>
+              <w:bottom w:type="dxa" w:w="80"/>
+              <w:right w:type="dxa" w:w="120"/>
+            </w:tcMar>
+          </w:tcPr>
+          <w:p>
+            <w:r>
+              <w:rPr>
+                <w:b w:val="false"/>
+                <w:bCs w:val="false"/>
+              </w:rPr>
+              <w:t xml:space="preserve">proliferation index (20 genes)</w:t>
+            </w:r>
+          </w:p>
+        </w:tc>
+        <w:tc>
+          <w:tcPr>
+            <w:tcW w:type="dxa" w:w="1300"/>
+            <w:tcBorders>
+              <w:top w:val="single" w:color="BBBBBB" w:sz="1"/>
+              <w:left w:val="single" w:color="BBBBBB" w:sz="1"/>
+              <w:bottom w:val="single" w:color="BBBBBB" w:sz="1"/>
+              <w:right w:val="single" w:color="BBBBBB" w:sz="1"/>
+            </w:tcBorders>
+            <w:shd w:fill="F4F8FB" w:val="clear"/>
+            <w:tcMar>
+              <w:top w:type="dxa" w:w="80"/>
+              <w:left w:type="dxa" w:w="120"/>
+              <w:bottom w:type="dxa" w:w="80"/>
+              <w:right w:type="dxa" w:w="120"/>
+            </w:tcMar>
+          </w:tcPr>
+          <w:p>
+            <w:r>
+              <w:rPr>
+                <w:b w:val="false"/>
+                <w:bCs w:val="false"/>
+              </w:rPr>
+              <w:t xml:space="preserve">0.919</w:t>
+            </w:r>
+          </w:p>
+        </w:tc>
+        <w:tc>
+          <w:tcPr>
+            <w:tcW w:type="dxa" w:w="1300"/>
+            <w:tcBorders>
+              <w:top w:val="single" w:color="BBBBBB" w:sz="1"/>
+              <w:left w:val="single" w:color="BBBBBB" w:sz="1"/>
+              <w:bottom w:val="single" w:color="BBBBBB" w:sz="1"/>
+              <w:right w:val="single" w:color="BBBBBB" w:sz="1"/>
+            </w:tcBorders>
+            <w:shd w:fill="F4F8FB" w:val="clear"/>
+            <w:tcMar>
+              <w:top w:type="dxa" w:w="80"/>
+              <w:left w:type="dxa" w:w="120"/>
+              <w:bottom w:type="dxa" w:w="80"/>
+              <w:right w:type="dxa" w:w="120"/>
+            </w:tcMar>
+          </w:tcPr>
+          <w:p>
+            <w:r>
+              <w:rPr>
+                <w:b w:val="false"/>
+                <w:bCs w:val="false"/>
+              </w:rPr>
+              <w:t xml:space="preserve">0.947</w:t>
+            </w:r>
+          </w:p>
+        </w:tc>
+        <w:tc>
+          <w:tcPr>
+            <w:tcW w:type="dxa" w:w="1960"/>
+            <w:tcBorders>
+              <w:top w:val="single" w:color="BBBBBB" w:sz="1"/>
+              <w:left w:val="single" w:color="BBBBBB" w:sz="1"/>
+              <w:bottom w:val="single" w:color="BBBBBB" w:sz="1"/>
+              <w:right w:val="single" w:color="BBBBBB" w:sz="1"/>
+            </w:tcBorders>
+            <w:shd w:fill="F4F8FB" w:val="clear"/>
+            <w:tcMar>
+              <w:top w:type="dxa" w:w="80"/>
+              <w:left w:type="dxa" w:w="120"/>
+              <w:bottom w:type="dxa" w:w="80"/>
+              <w:right w:type="dxa" w:w="120"/>
+            </w:tcMar>
+          </w:tcPr>
+          <w:p>
+            <w:r>
+              <w:rPr>
+                <w:b w:val="false"/>
+                <w:bCs w:val="false"/>
+              </w:rPr>
+              <w:t xml:space="preserve">+0.029</w:t>
+            </w:r>
+          </w:p>
+        </w:tc>
+      </w:tr>
+      <w:tr>
+        <w:tc>
+          <w:tcPr>
+            <w:tcW w:type="dxa" w:w="2300"/>
+            <w:tcBorders>
+              <w:top w:val="single" w:color="BBBBBB" w:sz="1"/>
+              <w:left w:val="single" w:color="BBBBBB" w:sz="1"/>
+              <w:bottom w:val="single" w:color="BBBBBB" w:sz="1"/>
+              <w:right w:val="single" w:color="BBBBBB" w:sz="1"/>
+            </w:tcBorders>
+            <w:shd w:fill="F4F8FB" w:val="clear"/>
+            <w:tcMar>
+              <w:top w:type="dxa" w:w="80"/>
+              <w:left w:type="dxa" w:w="120"/>
+              <w:bottom w:type="dxa" w:w="80"/>
+              <w:right w:type="dxa" w:w="120"/>
+            </w:tcMar>
+          </w:tcPr>
+          <w:p>
+            <w:r>
+              <w:rPr>
+                <w:b w:val="false"/>
+                <w:bCs w:val="false"/>
+              </w:rPr>
+              <w:t xml:space="preserve">normal-tissue age</w:t>
+            </w:r>
+          </w:p>
+        </w:tc>
+        <w:tc>
+          <w:tcPr>
+            <w:tcW w:type="dxa" w:w="2500"/>
+            <w:tcBorders>
+              <w:top w:val="single" w:color="BBBBBB" w:sz="1"/>
+              <w:left w:val="single" w:color="BBBBBB" w:sz="1"/>
+              <w:bottom w:val="single" w:color="BBBBBB" w:sz="1"/>
+              <w:right w:val="single" w:color="BBBBBB" w:sz="1"/>
+            </w:tcBorders>
+            <w:shd w:fill="F4F8FB" w:val="clear"/>
+            <w:tcMar>
+              <w:top w:type="dxa" w:w="80"/>
+              <w:left w:type="dxa" w:w="120"/>
+              <w:bottom w:type="dxa" w:w="80"/>
+              <w:right w:type="dxa" w:w="120"/>
+            </w:tcMar>
+          </w:tcPr>
+          <w:p>
+            <w:r>
+              <w:rPr>
+                <w:b w:val="false"/>
+                <w:bCs w:val="false"/>
+              </w:rPr>
+              <w:t xml:space="preserve">Horvath clock (353 CpGs)</w:t>
+            </w:r>
+          </w:p>
+        </w:tc>
+        <w:tc>
+          <w:tcPr>
+            <w:tcW w:type="dxa" w:w="1300"/>
+            <w:tcBorders>
+              <w:top w:val="single" w:color="BBBBBB" w:sz="1"/>
+              <w:left w:val="single" w:color="BBBBBB" w:sz="1"/>
+              <w:bottom w:val="single" w:color="BBBBBB" w:sz="1"/>
+              <w:right w:val="single" w:color="BBBBBB" w:sz="1"/>
+            </w:tcBorders>
+            <w:shd w:fill="F4F8FB" w:val="clear"/>
+            <w:tcMar>
+              <w:top w:type="dxa" w:w="80"/>
+              <w:left w:type="dxa" w:w="120"/>
+              <w:bottom w:type="dxa" w:w="80"/>
+              <w:right w:type="dxa" w:w="120"/>
+            </w:tcMar>
+          </w:tcPr>
+          <w:p>
+            <w:r>
+              <w:rPr>
+                <w:b w:val="false"/>
+                <w:bCs w:val="false"/>
+              </w:rPr>
+              <w:t xml:space="preserve">0.947</w:t>
+            </w:r>
+          </w:p>
+        </w:tc>
+        <w:tc>
+          <w:tcPr>
+            <w:tcW w:type="dxa" w:w="1300"/>
+            <w:tcBorders>
+              <w:top w:val="single" w:color="BBBBBB" w:sz="1"/>
+              <w:left w:val="single" w:color="BBBBBB" w:sz="1"/>
+              <w:bottom w:val="single" w:color="BBBBBB" w:sz="1"/>
+              <w:right w:val="single" w:color="BBBBBB" w:sz="1"/>
+            </w:tcBorders>
+            <w:shd w:fill="F4F8FB" w:val="clear"/>
+            <w:tcMar>
+              <w:top w:type="dxa" w:w="80"/>
+              <w:left w:type="dxa" w:w="120"/>
+              <w:bottom w:type="dxa" w:w="80"/>
+              <w:right w:type="dxa" w:w="120"/>
+            </w:tcMar>
+          </w:tcPr>
+          <w:p>
+            <w:r>
+              <w:rPr>
+                <w:b w:val="false"/>
+                <w:bCs w:val="false"/>
+              </w:rPr>
+              <w:t xml:space="preserve">0.942</w:t>
+            </w:r>
+          </w:p>
+        </w:tc>
+        <w:tc>
+          <w:tcPr>
+            <w:tcW w:type="dxa" w:w="1960"/>
+            <w:tcBorders>
+              <w:top w:val="single" w:color="BBBBBB" w:sz="1"/>
+              <w:left w:val="single" w:color="BBBBBB" w:sz="1"/>
+              <w:bottom w:val="single" w:color="BBBBBB" w:sz="1"/>
+              <w:right w:val="single" w:color="BBBBBB" w:sz="1"/>
+            </w:tcBorders>
+            <w:shd w:fill="F4F8FB" w:val="clear"/>
+            <w:tcMar>
+              <w:top w:type="dxa" w:w="80"/>
+              <w:left w:type="dxa" w:w="120"/>
+              <w:bottom w:type="dxa" w:w="80"/>
+              <w:right w:type="dxa" w:w="120"/>
+            </w:tcMar>
+          </w:tcPr>
+          <w:p>
+            <w:r>
+              <w:rPr>
+                <w:b w:val="false"/>
+                <w:bCs w:val="false"/>
+              </w:rPr>
+              <w:t xml:space="preserve">−0.003</w:t>
+            </w:r>
+          </w:p>
+        </w:tc>
+      </w:tr>
+    </w:tbl>
+    <w:p>
+      <w:pPr>
+        <w:spacing w:after="120"/>
+      </w:pPr>
+      <w:r>
+        <w:t xml:space="preserve">Anchoring on the fixed proliferation prior and mining the noise-gated residual then surfaces, as the top anchor-orthogonal genes, the classic BASAL / squamous-lineage axis (KRT5/14/17/6B, TP63, DSG3/DSC3, SOX10, COL17A1, KLK5/7/8) -- beyond the textbook 'LumA/B = proliferation' the data recovers a coherent lineage axis. It was verified three ways: selecting the panel on a training split and scoring it on a held-out test still beats random panels in 10/10 splits (so it is not selection leakage), the basal core recurs in 10/10 splits, and under permuted labels the advantage collapses (real +0.021 vs all-negative permutations) -- so the method recovers the axis only when the signal is real. Honest scope: the predictive gain is modest; the method's value is interpretable discovery -- separate the known, keep the real new. Packaged as omniomics.multiomics.knowledge_anchored_integrate and anchored_residual_discovery; runners reports/dmoi_knowledge_anchor.py and reports/dmoi_residual_discovery.py.</w:t>
       </w:r>
     </w:p>
     <w:sectPr>

--- a/reports/GSE57577_2015_vs_2026_report.docx
+++ b/reports/GSE57577_2015_vs_2026_report.docx
@@ -10808,6 +10808,606 @@
       </w:pPr>
       <w:r>
         <w:t xml:space="preserve">Anchoring on the fixed proliferation prior and mining the noise-gated residual then surfaces, as the top anchor-orthogonal genes, the classic BASAL / squamous-lineage axis (KRT5/14/17/6B, TP63, DSG3/DSC3, SOX10, COL17A1, KLK5/7/8) -- beyond the textbook 'LumA/B = proliferation' the data recovers a coherent lineage axis. It was verified three ways: selecting the panel on a training split and scoring it on a held-out test still beats random panels in 10/10 splits (so it is not selection leakage), the basal core recurs in 10/10 splits, and under permuted labels the advantage collapses (real +0.021 vs all-negative permutations) -- so the method recovers the axis only when the signal is real. Honest scope: the predictive gain is modest; the method's value is interpretable discovery -- separate the known, keep the real new. Packaged as omniomics.multiomics.knowledge_anchored_integrate and anchored_residual_discovery; runners reports/dmoi_knowledge_anchor.py and reports/dmoi_residual_discovery.py.</w:t>
+      </w:r>
+    </w:p>
+    <w:p>
+      <w:pPr>
+        <w:pStyle w:val="Heading2"/>
+      </w:pPr>
+      <w:r>
+        <w:t xml:space="preserve">Generalisation of the discovery method across three anchors</w:t>
+      </w:r>
+    </w:p>
+    <w:p>
+      <w:pPr>
+        <w:spacing w:after="120"/>
+      </w:pPr>
+      <w:r>
+        <w:t xml:space="preserve">To show the discovery is not a one-off, the same machinery was run on two further fixed textbook anchors. It generalises, reproduces, and discriminates:</w:t>
+      </w:r>
+    </w:p>
+    <w:tbl>
+      <w:tblPr>
+        <w:tblW w:type="dxa" w:w="9360"/>
+        <w:tblBorders>
+          <w:top w:val="single" w:color="auto" w:sz="4"/>
+          <w:left w:val="single" w:color="auto" w:sz="4"/>
+          <w:bottom w:val="single" w:color="auto" w:sz="4"/>
+          <w:right w:val="single" w:color="auto" w:sz="4"/>
+          <w:insideH w:val="single" w:color="auto" w:sz="4"/>
+          <w:insideV w:val="single" w:color="auto" w:sz="4"/>
+        </w:tblBorders>
+      </w:tblPr>
+      <w:tblGrid>
+        <w:gridCol w:w="1700"/>
+        <w:gridCol w:w="2300"/>
+        <w:gridCol w:w="1200"/>
+        <w:gridCol w:w="1200"/>
+        <w:gridCol w:w="2960"/>
+      </w:tblGrid>
+      <w:tr>
+        <w:trPr>
+          <w:tblHeader/>
+        </w:trPr>
+        <w:tc>
+          <w:tcPr>
+            <w:tcW w:type="dxa" w:w="1700"/>
+            <w:tcBorders>
+              <w:top w:val="single" w:color="BBBBBB" w:sz="1"/>
+              <w:left w:val="single" w:color="BBBBBB" w:sz="1"/>
+              <w:bottom w:val="single" w:color="BBBBBB" w:sz="1"/>
+              <w:right w:val="single" w:color="BBBBBB" w:sz="1"/>
+            </w:tcBorders>
+            <w:shd w:fill="1F3B5B" w:val="clear"/>
+            <w:tcMar>
+              <w:top w:type="dxa" w:w="80"/>
+              <w:left w:type="dxa" w:w="120"/>
+              <w:bottom w:type="dxa" w:w="80"/>
+              <w:right w:type="dxa" w:w="120"/>
+            </w:tcMar>
+          </w:tcPr>
+          <w:p>
+            <w:r>
+              <w:rPr>
+                <w:b/>
+                <w:bCs/>
+                <w:color w:val="FFFFFF"/>
+              </w:rPr>
+              <w:t xml:space="preserve">Endpoint</w:t>
+            </w:r>
+          </w:p>
+        </w:tc>
+        <w:tc>
+          <w:tcPr>
+            <w:tcW w:type="dxa" w:w="2300"/>
+            <w:tcBorders>
+              <w:top w:val="single" w:color="BBBBBB" w:sz="1"/>
+              <w:left w:val="single" w:color="BBBBBB" w:sz="1"/>
+              <w:bottom w:val="single" w:color="BBBBBB" w:sz="1"/>
+              <w:right w:val="single" w:color="BBBBBB" w:sz="1"/>
+            </w:tcBorders>
+            <w:shd w:fill="1F3B5B" w:val="clear"/>
+            <w:tcMar>
+              <w:top w:type="dxa" w:w="80"/>
+              <w:left w:type="dxa" w:w="120"/>
+              <w:bottom w:type="dxa" w:w="80"/>
+              <w:right w:type="dxa" w:w="120"/>
+            </w:tcMar>
+          </w:tcPr>
+          <w:p>
+            <w:r>
+              <w:rPr>
+                <w:b/>
+                <w:bCs/>
+                <w:color w:val="FFFFFF"/>
+              </w:rPr>
+              <w:t xml:space="preserve">Textbook anchor (0 params)</w:t>
+            </w:r>
+          </w:p>
+        </w:tc>
+        <w:tc>
+          <w:tcPr>
+            <w:tcW w:type="dxa" w:w="1200"/>
+            <w:tcBorders>
+              <w:top w:val="single" w:color="BBBBBB" w:sz="1"/>
+              <w:left w:val="single" w:color="BBBBBB" w:sz="1"/>
+              <w:bottom w:val="single" w:color="BBBBBB" w:sz="1"/>
+              <w:right w:val="single" w:color="BBBBBB" w:sz="1"/>
+            </w:tcBorders>
+            <w:shd w:fill="1F3B5B" w:val="clear"/>
+            <w:tcMar>
+              <w:top w:type="dxa" w:w="80"/>
+              <w:left w:type="dxa" w:w="120"/>
+              <w:bottom w:type="dxa" w:w="80"/>
+              <w:right w:type="dxa" w:w="120"/>
+            </w:tcMar>
+          </w:tcPr>
+          <w:p>
+            <w:r>
+              <w:rPr>
+                <w:b/>
+                <w:bCs/>
+                <w:color w:val="FFFFFF"/>
+              </w:rPr>
+              <w:t xml:space="preserve">anchor</w:t>
+            </w:r>
+          </w:p>
+        </w:tc>
+        <w:tc>
+          <w:tcPr>
+            <w:tcW w:type="dxa" w:w="1200"/>
+            <w:tcBorders>
+              <w:top w:val="single" w:color="BBBBBB" w:sz="1"/>
+              <w:left w:val="single" w:color="BBBBBB" w:sz="1"/>
+              <w:bottom w:val="single" w:color="BBBBBB" w:sz="1"/>
+              <w:right w:val="single" w:color="BBBBBB" w:sz="1"/>
+            </w:tcBorders>
+            <w:shd w:fill="1F3B5B" w:val="clear"/>
+            <w:tcMar>
+              <w:top w:type="dxa" w:w="80"/>
+              <w:left w:type="dxa" w:w="120"/>
+              <w:bottom w:type="dxa" w:w="80"/>
+              <w:right w:type="dxa" w:w="120"/>
+            </w:tcMar>
+          </w:tcPr>
+          <w:p>
+            <w:r>
+              <w:rPr>
+                <w:b/>
+                <w:bCs/>
+                <w:color w:val="FFFFFF"/>
+              </w:rPr>
+              <w:t xml:space="preserve">Δ data adds</w:t>
+            </w:r>
+          </w:p>
+        </w:tc>
+        <w:tc>
+          <w:tcPr>
+            <w:tcW w:type="dxa" w:w="2960"/>
+            <w:tcBorders>
+              <w:top w:val="single" w:color="BBBBBB" w:sz="1"/>
+              <w:left w:val="single" w:color="BBBBBB" w:sz="1"/>
+              <w:bottom w:val="single" w:color="BBBBBB" w:sz="1"/>
+              <w:right w:val="single" w:color="BBBBBB" w:sz="1"/>
+            </w:tcBorders>
+            <w:shd w:fill="1F3B5B" w:val="clear"/>
+            <w:tcMar>
+              <w:top w:type="dxa" w:w="80"/>
+              <w:left w:type="dxa" w:w="120"/>
+              <w:bottom w:type="dxa" w:w="80"/>
+              <w:right w:type="dxa" w:w="120"/>
+            </w:tcMar>
+          </w:tcPr>
+          <w:p>
+            <w:r>
+              <w:rPr>
+                <w:b/>
+                <w:bCs/>
+                <w:color w:val="FFFFFF"/>
+              </w:rPr>
+              <w:t xml:space="preserve">verdict</w:t>
+            </w:r>
+          </w:p>
+        </w:tc>
+      </w:tr>
+      <w:tr>
+        <w:tc>
+          <w:tcPr>
+            <w:tcW w:type="dxa" w:w="1700"/>
+            <w:tcBorders>
+              <w:top w:val="single" w:color="BBBBBB" w:sz="1"/>
+              <w:left w:val="single" w:color="BBBBBB" w:sz="1"/>
+              <w:bottom w:val="single" w:color="BBBBBB" w:sz="1"/>
+              <w:right w:val="single" w:color="BBBBBB" w:sz="1"/>
+            </w:tcBorders>
+            <w:shd w:fill="F4F8FB" w:val="clear"/>
+            <w:tcMar>
+              <w:top w:type="dxa" w:w="80"/>
+              <w:left w:type="dxa" w:w="120"/>
+              <w:bottom w:type="dxa" w:w="80"/>
+              <w:right w:type="dxa" w:w="120"/>
+            </w:tcMar>
+          </w:tcPr>
+          <w:p>
+            <w:r>
+              <w:rPr>
+                <w:b w:val="false"/>
+                <w:bCs w:val="false"/>
+              </w:rPr>
+              <w:t xml:space="preserve">LumA vs LumB</w:t>
+            </w:r>
+          </w:p>
+        </w:tc>
+        <w:tc>
+          <w:tcPr>
+            <w:tcW w:type="dxa" w:w="2300"/>
+            <w:tcBorders>
+              <w:top w:val="single" w:color="BBBBBB" w:sz="1"/>
+              <w:left w:val="single" w:color="BBBBBB" w:sz="1"/>
+              <w:bottom w:val="single" w:color="BBBBBB" w:sz="1"/>
+              <w:right w:val="single" w:color="BBBBBB" w:sz="1"/>
+            </w:tcBorders>
+            <w:shd w:fill="F4F8FB" w:val="clear"/>
+            <w:tcMar>
+              <w:top w:type="dxa" w:w="80"/>
+              <w:left w:type="dxa" w:w="120"/>
+              <w:bottom w:type="dxa" w:w="80"/>
+              <w:right w:type="dxa" w:w="120"/>
+            </w:tcMar>
+          </w:tcPr>
+          <w:p>
+            <w:r>
+              <w:rPr>
+                <w:b w:val="false"/>
+                <w:bCs w:val="false"/>
+              </w:rPr>
+              <w:t xml:space="preserve">proliferation index (20 genes)</w:t>
+            </w:r>
+          </w:p>
+        </w:tc>
+        <w:tc>
+          <w:tcPr>
+            <w:tcW w:type="dxa" w:w="1200"/>
+            <w:tcBorders>
+              <w:top w:val="single" w:color="BBBBBB" w:sz="1"/>
+              <w:left w:val="single" w:color="BBBBBB" w:sz="1"/>
+              <w:bottom w:val="single" w:color="BBBBBB" w:sz="1"/>
+              <w:right w:val="single" w:color="BBBBBB" w:sz="1"/>
+            </w:tcBorders>
+            <w:shd w:fill="F4F8FB" w:val="clear"/>
+            <w:tcMar>
+              <w:top w:type="dxa" w:w="80"/>
+              <w:left w:type="dxa" w:w="120"/>
+              <w:bottom w:type="dxa" w:w="80"/>
+              <w:right w:type="dxa" w:w="120"/>
+            </w:tcMar>
+          </w:tcPr>
+          <w:p>
+            <w:r>
+              <w:rPr>
+                <w:b w:val="false"/>
+                <w:bCs w:val="false"/>
+              </w:rPr>
+              <w:t xml:space="preserve">0.919</w:t>
+            </w:r>
+          </w:p>
+        </w:tc>
+        <w:tc>
+          <w:tcPr>
+            <w:tcW w:type="dxa" w:w="1200"/>
+            <w:tcBorders>
+              <w:top w:val="single" w:color="BBBBBB" w:sz="1"/>
+              <w:left w:val="single" w:color="BBBBBB" w:sz="1"/>
+              <w:bottom w:val="single" w:color="BBBBBB" w:sz="1"/>
+              <w:right w:val="single" w:color="BBBBBB" w:sz="1"/>
+            </w:tcBorders>
+            <w:shd w:fill="F4F8FB" w:val="clear"/>
+            <w:tcMar>
+              <w:top w:type="dxa" w:w="80"/>
+              <w:left w:type="dxa" w:w="120"/>
+              <w:bottom w:type="dxa" w:w="80"/>
+              <w:right w:type="dxa" w:w="120"/>
+            </w:tcMar>
+          </w:tcPr>
+          <w:p>
+            <w:r>
+              <w:rPr>
+                <w:b w:val="false"/>
+                <w:bCs w:val="false"/>
+              </w:rPr>
+              <w:t xml:space="preserve">+0.029</w:t>
+            </w:r>
+          </w:p>
+        </w:tc>
+        <w:tc>
+          <w:tcPr>
+            <w:tcW w:type="dxa" w:w="2960"/>
+            <w:tcBorders>
+              <w:top w:val="single" w:color="BBBBBB" w:sz="1"/>
+              <w:left w:val="single" w:color="BBBBBB" w:sz="1"/>
+              <w:bottom w:val="single" w:color="BBBBBB" w:sz="1"/>
+              <w:right w:val="single" w:color="BBBBBB" w:sz="1"/>
+            </w:tcBorders>
+            <w:shd w:fill="F4F8FB" w:val="clear"/>
+            <w:tcMar>
+              <w:top w:type="dxa" w:w="80"/>
+              <w:left w:type="dxa" w:w="120"/>
+              <w:bottom w:type="dxa" w:w="80"/>
+              <w:right w:type="dxa" w:w="120"/>
+            </w:tcMar>
+          </w:tcPr>
+          <w:p>
+            <w:r>
+              <w:rPr>
+                <w:b w:val="false"/>
+                <w:bCs w:val="false"/>
+              </w:rPr>
+              <w:t xml:space="preserve">incomplete → basal/lineage axis (verified)</w:t>
+            </w:r>
+          </w:p>
+        </w:tc>
+      </w:tr>
+      <w:tr>
+        <w:tc>
+          <w:tcPr>
+            <w:tcW w:type="dxa" w:w="1700"/>
+            <w:tcBorders>
+              <w:top w:val="single" w:color="BBBBBB" w:sz="1"/>
+              <w:left w:val="single" w:color="BBBBBB" w:sz="1"/>
+              <w:bottom w:val="single" w:color="BBBBBB" w:sz="1"/>
+              <w:right w:val="single" w:color="BBBBBB" w:sz="1"/>
+            </w:tcBorders>
+            <w:shd w:fill="F4F8FB" w:val="clear"/>
+            <w:tcMar>
+              <w:top w:type="dxa" w:w="80"/>
+              <w:left w:type="dxa" w:w="120"/>
+              <w:bottom w:type="dxa" w:w="80"/>
+              <w:right w:type="dxa" w:w="120"/>
+            </w:tcMar>
+          </w:tcPr>
+          <w:p>
+            <w:r>
+              <w:rPr>
+                <w:b w:val="false"/>
+                <w:bCs w:val="false"/>
+              </w:rPr>
+              <w:t xml:space="preserve">HER2 status</w:t>
+            </w:r>
+          </w:p>
+        </w:tc>
+        <w:tc>
+          <w:tcPr>
+            <w:tcW w:type="dxa" w:w="2300"/>
+            <w:tcBorders>
+              <w:top w:val="single" w:color="BBBBBB" w:sz="1"/>
+              <w:left w:val="single" w:color="BBBBBB" w:sz="1"/>
+              <w:bottom w:val="single" w:color="BBBBBB" w:sz="1"/>
+              <w:right w:val="single" w:color="BBBBBB" w:sz="1"/>
+            </w:tcBorders>
+            <w:shd w:fill="F4F8FB" w:val="clear"/>
+            <w:tcMar>
+              <w:top w:type="dxa" w:w="80"/>
+              <w:left w:type="dxa" w:w="120"/>
+              <w:bottom w:type="dxa" w:w="80"/>
+              <w:right w:type="dxa" w:w="120"/>
+            </w:tcMar>
+          </w:tcPr>
+          <w:p>
+            <w:r>
+              <w:rPr>
+                <w:b w:val="false"/>
+                <w:bCs w:val="false"/>
+              </w:rPr>
+              <w:t xml:space="preserve">ERBB2 amplicon (9 genes)</w:t>
+            </w:r>
+          </w:p>
+        </w:tc>
+        <w:tc>
+          <w:tcPr>
+            <w:tcW w:type="dxa" w:w="1200"/>
+            <w:tcBorders>
+              <w:top w:val="single" w:color="BBBBBB" w:sz="1"/>
+              <w:left w:val="single" w:color="BBBBBB" w:sz="1"/>
+              <w:bottom w:val="single" w:color="BBBBBB" w:sz="1"/>
+              <w:right w:val="single" w:color="BBBBBB" w:sz="1"/>
+            </w:tcBorders>
+            <w:shd w:fill="F4F8FB" w:val="clear"/>
+            <w:tcMar>
+              <w:top w:type="dxa" w:w="80"/>
+              <w:left w:type="dxa" w:w="120"/>
+              <w:bottom w:type="dxa" w:w="80"/>
+              <w:right w:type="dxa" w:w="120"/>
+            </w:tcMar>
+          </w:tcPr>
+          <w:p>
+            <w:r>
+              <w:rPr>
+                <w:b w:val="false"/>
+                <w:bCs w:val="false"/>
+              </w:rPr>
+              <w:t xml:space="preserve">0.752</w:t>
+            </w:r>
+          </w:p>
+        </w:tc>
+        <w:tc>
+          <w:tcPr>
+            <w:tcW w:type="dxa" w:w="1200"/>
+            <w:tcBorders>
+              <w:top w:val="single" w:color="BBBBBB" w:sz="1"/>
+              <w:left w:val="single" w:color="BBBBBB" w:sz="1"/>
+              <w:bottom w:val="single" w:color="BBBBBB" w:sz="1"/>
+              <w:right w:val="single" w:color="BBBBBB" w:sz="1"/>
+            </w:tcBorders>
+            <w:shd w:fill="F4F8FB" w:val="clear"/>
+            <w:tcMar>
+              <w:top w:type="dxa" w:w="80"/>
+              <w:left w:type="dxa" w:w="120"/>
+              <w:bottom w:type="dxa" w:w="80"/>
+              <w:right w:type="dxa" w:w="120"/>
+            </w:tcMar>
+          </w:tcPr>
+          <w:p>
+            <w:r>
+              <w:rPr>
+                <w:b w:val="false"/>
+                <w:bCs w:val="false"/>
+              </w:rPr>
+              <w:t xml:space="preserve">+0.054</w:t>
+            </w:r>
+          </w:p>
+        </w:tc>
+        <w:tc>
+          <w:tcPr>
+            <w:tcW w:type="dxa" w:w="2960"/>
+            <w:tcBorders>
+              <w:top w:val="single" w:color="BBBBBB" w:sz="1"/>
+              <w:left w:val="single" w:color="BBBBBB" w:sz="1"/>
+              <w:bottom w:val="single" w:color="BBBBBB" w:sz="1"/>
+              <w:right w:val="single" w:color="BBBBBB" w:sz="1"/>
+            </w:tcBorders>
+            <w:shd w:fill="F4F8FB" w:val="clear"/>
+            <w:tcMar>
+              <w:top w:type="dxa" w:w="80"/>
+              <w:left w:type="dxa" w:w="120"/>
+              <w:bottom w:type="dxa" w:w="80"/>
+              <w:right w:type="dxa" w:w="120"/>
+            </w:tcMar>
+          </w:tcPr>
+          <w:p>
+            <w:r>
+              <w:rPr>
+                <w:b w:val="false"/>
+                <w:bCs w:val="false"/>
+              </w:rPr>
+              <w:t xml:space="preserve">incomplete → neuroendocrine/immune axis (verified, ≠ basal)</w:t>
+            </w:r>
+          </w:p>
+        </w:tc>
+      </w:tr>
+      <w:tr>
+        <w:tc>
+          <w:tcPr>
+            <w:tcW w:type="dxa" w:w="1700"/>
+            <w:tcBorders>
+              <w:top w:val="single" w:color="BBBBBB" w:sz="1"/>
+              <w:left w:val="single" w:color="BBBBBB" w:sz="1"/>
+              <w:bottom w:val="single" w:color="BBBBBB" w:sz="1"/>
+              <w:right w:val="single" w:color="BBBBBB" w:sz="1"/>
+            </w:tcBorders>
+            <w:shd w:fill="F4F8FB" w:val="clear"/>
+            <w:tcMar>
+              <w:top w:type="dxa" w:w="80"/>
+              <w:left w:type="dxa" w:w="120"/>
+              <w:bottom w:type="dxa" w:w="80"/>
+              <w:right w:type="dxa" w:w="120"/>
+            </w:tcMar>
+          </w:tcPr>
+          <w:p>
+            <w:r>
+              <w:rPr>
+                <w:b w:val="false"/>
+                <w:bCs w:val="false"/>
+              </w:rPr>
+              <w:t xml:space="preserve">ER status</w:t>
+            </w:r>
+          </w:p>
+        </w:tc>
+        <w:tc>
+          <w:tcPr>
+            <w:tcW w:type="dxa" w:w="2300"/>
+            <w:tcBorders>
+              <w:top w:val="single" w:color="BBBBBB" w:sz="1"/>
+              <w:left w:val="single" w:color="BBBBBB" w:sz="1"/>
+              <w:bottom w:val="single" w:color="BBBBBB" w:sz="1"/>
+              <w:right w:val="single" w:color="BBBBBB" w:sz="1"/>
+            </w:tcBorders>
+            <w:shd w:fill="F4F8FB" w:val="clear"/>
+            <w:tcMar>
+              <w:top w:type="dxa" w:w="80"/>
+              <w:left w:type="dxa" w:w="120"/>
+              <w:bottom w:type="dxa" w:w="80"/>
+              <w:right w:type="dxa" w:w="120"/>
+            </w:tcMar>
+          </w:tcPr>
+          <w:p>
+            <w:r>
+              <w:rPr>
+                <w:b w:val="false"/>
+                <w:bCs w:val="false"/>
+              </w:rPr>
+              <w:t xml:space="preserve">ER/luminal signature (20 genes)</w:t>
+            </w:r>
+          </w:p>
+        </w:tc>
+        <w:tc>
+          <w:tcPr>
+            <w:tcW w:type="dxa" w:w="1200"/>
+            <w:tcBorders>
+              <w:top w:val="single" w:color="BBBBBB" w:sz="1"/>
+              <w:left w:val="single" w:color="BBBBBB" w:sz="1"/>
+              <w:bottom w:val="single" w:color="BBBBBB" w:sz="1"/>
+              <w:right w:val="single" w:color="BBBBBB" w:sz="1"/>
+            </w:tcBorders>
+            <w:shd w:fill="F4F8FB" w:val="clear"/>
+            <w:tcMar>
+              <w:top w:type="dxa" w:w="80"/>
+              <w:left w:type="dxa" w:w="120"/>
+              <w:bottom w:type="dxa" w:w="80"/>
+              <w:right w:type="dxa" w:w="120"/>
+            </w:tcMar>
+          </w:tcPr>
+          <w:p>
+            <w:r>
+              <w:rPr>
+                <w:b w:val="false"/>
+                <w:bCs w:val="false"/>
+              </w:rPr>
+              <w:t xml:space="preserve">0.938</w:t>
+            </w:r>
+          </w:p>
+        </w:tc>
+        <w:tc>
+          <w:tcPr>
+            <w:tcW w:type="dxa" w:w="1200"/>
+            <w:tcBorders>
+              <w:top w:val="single" w:color="BBBBBB" w:sz="1"/>
+              <w:left w:val="single" w:color="BBBBBB" w:sz="1"/>
+              <w:bottom w:val="single" w:color="BBBBBB" w:sz="1"/>
+              <w:right w:val="single" w:color="BBBBBB" w:sz="1"/>
+            </w:tcBorders>
+            <w:shd w:fill="F4F8FB" w:val="clear"/>
+            <w:tcMar>
+              <w:top w:type="dxa" w:w="80"/>
+              <w:left w:type="dxa" w:w="120"/>
+              <w:bottom w:type="dxa" w:w="80"/>
+              <w:right w:type="dxa" w:w="120"/>
+            </w:tcMar>
+          </w:tcPr>
+          <w:p>
+            <w:r>
+              <w:rPr>
+                <w:b w:val="false"/>
+                <w:bCs w:val="false"/>
+              </w:rPr>
+              <w:t xml:space="preserve">−0.001</w:t>
+            </w:r>
+          </w:p>
+        </w:tc>
+        <w:tc>
+          <w:tcPr>
+            <w:tcW w:type="dxa" w:w="2960"/>
+            <w:tcBorders>
+              <w:top w:val="single" w:color="BBBBBB" w:sz="1"/>
+              <w:left w:val="single" w:color="BBBBBB" w:sz="1"/>
+              <w:bottom w:val="single" w:color="BBBBBB" w:sz="1"/>
+              <w:right w:val="single" w:color="BBBBBB" w:sz="1"/>
+            </w:tcBorders>
+            <w:shd w:fill="F4F8FB" w:val="clear"/>
+            <w:tcMar>
+              <w:top w:type="dxa" w:w="80"/>
+              <w:left w:type="dxa" w:w="120"/>
+              <w:bottom w:type="dxa" w:w="80"/>
+              <w:right w:type="dxa" w:w="120"/>
+            </w:tcMar>
+          </w:tcPr>
+          <w:p>
+            <w:r>
+              <w:rPr>
+                <w:b w:val="false"/>
+                <w:bCs w:val="false"/>
+              </w:rPr>
+              <w:t xml:space="preserve">complete → no hidden axis (specificity)</w:t>
+            </w:r>
+          </w:p>
+        </w:tc>
+      </w:tr>
+    </w:tbl>
+    <w:p>
+      <w:pPr>
+        <w:spacing w:after="120"/>
+      </w:pPr>
+      <w:r>
+        <w:t xml:space="preserve">HER2 IHC status anchored on the ERBB2 17q12 amplicon (9 genes, zero trained parameters, n=808) is the second positive: the amplicon is INCOMPLETE (AUROC 0.752), so the method recovers a real, verified, anchor-orthogonal axis (delta +0.054; discovered panel +0.085 vs random +0.023, p=0.024; held-out positive in 8/8 splits; label-specific) -- a neuroendocrine/secretory + immune program (DOC2A, CAMK2B, NPW, RAMP1, BEX1, PCSK1N, SULT4A1, MS4A8B, AZU1, SEMA3D) DISTINCT from the LumA/B basal axis. By contrast ER status anchored on a textbook ER/luminal signature is COMPLETE (0.938) and genome-wide data adds about nothing (delta -0.001) -- the method correctly returns no hidden axis. So it makes a real, verified discovery a second time and finds a different, context-appropriate axis, while staying silent where the textbook already suffices: discovery where warranted, silence where not. Runners reports/dmoi_discovery_er.py and reports/dmoi_discovery_her2.py.</w:t>
       </w:r>
     </w:p>
     <w:sectPr>

--- a/reports/GSE57577_2015_vs_2026_report.docx
+++ b/reports/GSE57577_2015_vs_2026_report.docx
@@ -11408,6 +11408,297 @@
       </w:pPr>
       <w:r>
         <w:t xml:space="preserve">HER2 IHC status anchored on the ERBB2 17q12 amplicon (9 genes, zero trained parameters, n=808) is the second positive: the amplicon is INCOMPLETE (AUROC 0.752), so the method recovers a real, verified, anchor-orthogonal axis (delta +0.054; discovered panel +0.085 vs random +0.023, p=0.024; held-out positive in 8/8 splits; label-specific) -- a neuroendocrine/secretory + immune program (DOC2A, CAMK2B, NPW, RAMP1, BEX1, PCSK1N, SULT4A1, MS4A8B, AZU1, SEMA3D) DISTINCT from the LumA/B basal axis. By contrast ER status anchored on a textbook ER/luminal signature is COMPLETE (0.938) and genome-wide data adds about nothing (delta -0.001) -- the method correctly returns no hidden axis. So it makes a real, verified discovery a second time and finds a different, context-appropriate axis, while staying silent where the textbook already suffices: discovery where warranted, silence where not. Runners reports/dmoi_discovery_er.py and reports/dmoi_discovery_her2.py.</w:t>
+      </w:r>
+    </w:p>
+    <w:p>
+      <w:pPr>
+        <w:pStyle w:val="Heading2"/>
+      </w:pPr>
+      <w:r>
+        <w:t xml:space="preserve">Appendix B (cont.) — External validation (METABRIC) and cross-domain generalization (NSCLC)</w:t>
+      </w:r>
+    </w:p>
+    <w:p>
+      <w:pPr>
+        <w:spacing w:after="120"/>
+      </w:pPr>
+      <w:r>
+        <w:t xml:space="preserve">Beyond the TCGA-BRCA discovery, the knowledge-anchored residual method was tested for reproducibility in an independent breast-cancer cohort (METABRIC) and for portability to a completely different domain (NSCLC immunotherapy). The headline: external reproducibility tracks biological coherence -- the pathway-enriched basal axis reproduces across cohorts, the diffuse HER2 residual is cohort-specific, and the method itself ports cleanly to a new disease, question and feature type.</w:t>
+      </w:r>
+    </w:p>
+    <w:tbl>
+      <w:tblPr>
+        <w:tblW w:type="dxa" w:w="9360"/>
+        <w:tblBorders>
+          <w:top w:val="single" w:color="auto" w:sz="4"/>
+          <w:left w:val="single" w:color="auto" w:sz="4"/>
+          <w:bottom w:val="single" w:color="auto" w:sz="4"/>
+          <w:right w:val="single" w:color="auto" w:sz="4"/>
+          <w:insideH w:val="single" w:color="auto" w:sz="4"/>
+          <w:insideV w:val="single" w:color="auto" w:sz="4"/>
+        </w:tblBorders>
+      </w:tblPr>
+      <w:tblGrid>
+        <w:gridCol w:w="2340"/>
+        <w:gridCol w:w="2340"/>
+        <w:gridCol w:w="2340"/>
+        <w:gridCol w:w="2340"/>
+      </w:tblGrid>
+      <w:tr>
+        <w:tc>
+          <w:tcPr>
+            <w:tcW w:type="dxa" w:w="2340"/>
+            <w:shd w:fill="1F3B5B" w:val="clear"/>
+          </w:tcPr>
+          <w:p>
+            <w:pPr>
+              <w:spacing w:after="0"/>
+            </w:pPr>
+            <w:r>
+              <w:rPr>
+                <w:b/>
+                <w:color w:val="FFFFFF"/>
+              </w:rPr>
+              <w:t xml:space="preserve">Test</w:t>
+            </w:r>
+          </w:p>
+        </w:tc>
+        <w:tc>
+          <w:tcPr>
+            <w:tcW w:type="dxa" w:w="2340"/>
+            <w:shd w:fill="1F3B5B" w:val="clear"/>
+          </w:tcPr>
+          <w:p>
+            <w:pPr>
+              <w:spacing w:after="0"/>
+            </w:pPr>
+            <w:r>
+              <w:rPr>
+                <w:b/>
+                <w:color w:val="FFFFFF"/>
+              </w:rPr>
+              <w:t xml:space="preserve">Cohort (n)</w:t>
+            </w:r>
+          </w:p>
+        </w:tc>
+        <w:tc>
+          <w:tcPr>
+            <w:tcW w:type="dxa" w:w="2340"/>
+            <w:shd w:fill="1F3B5B" w:val="clear"/>
+          </w:tcPr>
+          <w:p>
+            <w:pPr>
+              <w:spacing w:after="0"/>
+            </w:pPr>
+            <w:r>
+              <w:rPr>
+                <w:b/>
+                <w:color w:val="FFFFFF"/>
+              </w:rPr>
+              <w:t xml:space="preserve">Result</w:t>
+            </w:r>
+          </w:p>
+        </w:tc>
+        <w:tc>
+          <w:tcPr>
+            <w:tcW w:type="dxa" w:w="2340"/>
+            <w:shd w:fill="1F3B5B" w:val="clear"/>
+          </w:tcPr>
+          <w:p>
+            <w:pPr>
+              <w:spacing w:after="0"/>
+            </w:pPr>
+            <w:r>
+              <w:rPr>
+                <w:b/>
+                <w:color w:val="FFFFFF"/>
+              </w:rPr>
+              <w:t xml:space="preserve">Verdict</w:t>
+            </w:r>
+          </w:p>
+        </w:tc>
+      </w:tr>
+      <w:tr>
+        <w:tc>
+          <w:tcPr>
+            <w:tcW w:type="dxa" w:w="2340"/>
+            <w:shd w:fill="F4F8FB" w:val="clear"/>
+          </w:tcPr>
+          <w:p>
+            <w:pPr>
+              <w:spacing w:after="0"/>
+            </w:pPr>
+            <w:r>
+              <w:t xml:space="preserve">Basal axis replication</w:t>
+            </w:r>
+          </w:p>
+        </w:tc>
+        <w:tc>
+          <w:tcPr>
+            <w:tcW w:type="dxa" w:w="2340"/>
+            <w:shd w:fill="F4F8FB" w:val="clear"/>
+          </w:tcPr>
+          <w:p>
+            <w:pPr>
+              <w:spacing w:after="0"/>
+            </w:pPr>
+            <w:r>
+              <w:t xml:space="preserve">METABRIC ~1900</w:t>
+            </w:r>
+          </w:p>
+        </w:tc>
+        <w:tc>
+          <w:tcPr>
+            <w:tcW w:type="dxa" w:w="2340"/>
+            <w:shd w:fill="F4F8FB" w:val="clear"/>
+          </w:tcPr>
+          <w:p>
+            <w:pPr>
+              <w:spacing w:after="0"/>
+            </w:pPr>
+            <w:r>
+              <w:t xml:space="preserve">TCGA basal panel adds delta +0.036 over the proliferation anchor (beats random panels, p=0.048); an unbiased re-discovery overlaps the TCGA panel 20/30 (hypergeometric p ~ 7e-27)</w:t>
+            </w:r>
+          </w:p>
+        </w:tc>
+        <w:tc>
+          <w:tcPr>
+            <w:tcW w:type="dxa" w:w="2340"/>
+            <w:shd w:fill="F4F8FB" w:val="clear"/>
+          </w:tcPr>
+          <w:p>
+            <w:pPr>
+              <w:spacing w:after="0"/>
+            </w:pPr>
+            <w:r>
+              <w:t xml:space="preserve">REPRODUCES</w:t>
+            </w:r>
+          </w:p>
+        </w:tc>
+      </w:tr>
+      <w:tr>
+        <w:tc>
+          <w:tcPr>
+            <w:tcW w:type="dxa" w:w="2340"/>
+            <w:shd w:fill="F4F8FB" w:val="clear"/>
+          </w:tcPr>
+          <w:p>
+            <w:pPr>
+              <w:spacing w:after="0"/>
+            </w:pPr>
+            <w:r>
+              <w:t xml:space="preserve">HER2 axis replication</w:t>
+            </w:r>
+          </w:p>
+        </w:tc>
+        <w:tc>
+          <w:tcPr>
+            <w:tcW w:type="dxa" w:w="2340"/>
+            <w:shd w:fill="F4F8FB" w:val="clear"/>
+          </w:tcPr>
+          <w:p>
+            <w:pPr>
+              <w:spacing w:after="0"/>
+            </w:pPr>
+            <w:r>
+              <w:t xml:space="preserve">METABRIC 1980</w:t>
+            </w:r>
+          </w:p>
+        </w:tc>
+        <w:tc>
+          <w:tcPr>
+            <w:tcW w:type="dxa" w:w="2340"/>
+            <w:shd w:fill="F4F8FB" w:val="clear"/>
+          </w:tcPr>
+          <w:p>
+            <w:pPr>
+              <w:spacing w:after="0"/>
+            </w:pPr>
+            <w:r>
+              <w:t xml:space="preserve">amplicon anchor near-complete here (AUROC 0.997 vs 0.752 in TCGA) so no residual exists; TCGA HER2 panel adds delta ~0; re-discovery overlap 2/30</w:t>
+            </w:r>
+          </w:p>
+        </w:tc>
+        <w:tc>
+          <w:tcPr>
+            <w:tcW w:type="dxa" w:w="2340"/>
+            <w:shd w:fill="F4F8FB" w:val="clear"/>
+          </w:tcPr>
+          <w:p>
+            <w:pPr>
+              <w:spacing w:after="0"/>
+            </w:pPr>
+            <w:r>
+              <w:t xml:space="preserve">cohort-specific (interpretable negative)</w:t>
+            </w:r>
+          </w:p>
+        </w:tc>
+      </w:tr>
+      <w:tr>
+        <w:tc>
+          <w:tcPr>
+            <w:tcW w:type="dxa" w:w="2340"/>
+            <w:shd w:fill="F4F8FB" w:val="clear"/>
+          </w:tcPr>
+          <w:p>
+            <w:pPr>
+              <w:spacing w:after="0"/>
+            </w:pPr>
+            <w:r>
+              <w:t xml:space="preserve">Cross-domain generalization</w:t>
+            </w:r>
+          </w:p>
+        </w:tc>
+        <w:tc>
+          <w:tcPr>
+            <w:tcW w:type="dxa" w:w="2340"/>
+            <w:shd w:fill="F4F8FB" w:val="clear"/>
+          </w:tcPr>
+          <w:p>
+            <w:pPr>
+              <w:spacing w:after="0"/>
+            </w:pPr>
+            <w:r>
+              <w:t xml:space="preserve">NSCLC anti-PD1, MSK 2018 (227)</w:t>
+            </w:r>
+          </w:p>
+        </w:tc>
+        <w:tc>
+          <w:tcPr>
+            <w:tcW w:type="dxa" w:w="2340"/>
+            <w:shd w:fill="F4F8FB" w:val="clear"/>
+          </w:tcPr>
+          <w:p>
+            <w:pPr>
+              <w:spacing w:after="0"/>
+            </w:pPr>
+            <w:r>
+              <w:t xml:space="preserve">a different cancer, question and feature type: anchored on the textbook biomarker TMB, the residual recovers the other established IO biomarkers -- PD-L1 (orthogonal to TMB), EGFR and STK11 mutation (resistance); panel delta +0.061 vs random +0.006 (p=0.038)</w:t>
+            </w:r>
+          </w:p>
+        </w:tc>
+        <w:tc>
+          <w:tcPr>
+            <w:tcW w:type="dxa" w:w="2340"/>
+            <w:shd w:fill="F4F8FB" w:val="clear"/>
+          </w:tcPr>
+          <w:p>
+            <w:pPr>
+              <w:spacing w:after="0"/>
+            </w:pPr>
+            <w:r>
+              <w:t xml:space="preserve">GENERALIZES</w:t>
+            </w:r>
+          </w:p>
+        </w:tc>
+      </w:tr>
+    </w:tbl>
+    <w:p>
+      <w:pPr>
+        <w:spacing w:after="160"/>
+      </w:pPr>
+      <w:r>
+        <w:t xml:space="preserve">Interpretation. The basal/keratinization axis -- a coherent, pathway-enriched program -- reproduces in a second cohort with an independent re-discovery recovering the same genes, while the HER2 residual does not, precisely because METABRIC's HER2 calls are amplification-concordant enough that the textbook amplicon anchor is already complete (no residual to find). On NSCLC anti-PD1 data the same procedure, anchored on the textbook TMB biomarker, rediscovers the field's other known biomarkers (PD-L1, EGFR, STK11), confirming the method is neither breast-cancer- nor expression-specific. Runners: reports/dmoi_external_metabric.py, reports/dmoi_external_her2_metabric.py, reports/dmoi_discovery_nsclc_io.py. Full write-up: reports/anchored_integration_methods.md; manuscript: reports/anchored_integration_manuscript.pdf.</w:t>
       </w:r>
     </w:p>
     <w:sectPr>

--- a/reports/GSE57577_2015_vs_2026_report.docx
+++ b/reports/GSE57577_2015_vs_2026_report.docx
@@ -11688,6 +11688,64 @@
             </w:pPr>
             <w:r>
               <w:t xml:space="preserve">GENERALIZES</w:t>
+            </w:r>
+          </w:p>
+        </w:tc>
+      </w:tr>
+      <w:tr>
+        <w:tc>
+          <w:tcPr>
+            <w:tcW w:type="dxa" w:w="2340"/>
+            <w:shd w:fill="F4F8FB" w:val="clear"/>
+          </w:tcPr>
+          <w:p>
+            <w:pPr>
+              <w:spacing w:after="0"/>
+            </w:pPr>
+            <w:r>
+              <w:t xml:space="preserve">Cross-cancer replication</w:t>
+            </w:r>
+          </w:p>
+        </w:tc>
+        <w:tc>
+          <w:tcPr>
+            <w:tcW w:type="dxa" w:w="2340"/>
+            <w:shd w:fill="F4F8FB" w:val="clear"/>
+          </w:tcPr>
+          <w:p>
+            <w:pPr>
+              <w:spacing w:after="0"/>
+            </w:pPr>
+            <w:r>
+              <w:t xml:space="preserve">TCGA lung LUAD vs LUSC (1129)</w:t>
+            </w:r>
+          </w:p>
+        </w:tc>
+        <w:tc>
+          <w:tcPr>
+            <w:tcW w:type="dxa" w:w="2340"/>
+            <w:shd w:fill="F4F8FB" w:val="clear"/>
+          </w:tcPr>
+          <w:p>
+            <w:pPr>
+              <w:spacing w:after="0"/>
+            </w:pPr>
+            <w:r>
+              <w:t xml:space="preserve">the breast basal/keratinization axis re-discovers in a different cancer: anchored on the SAME proliferation signature, the lung-squamous residual overlaps the breast basal panel 10/30 (KRT5, KRT14, KRT6B, TP63, DSG3, DSC3, FAT2, CALML3, ANXA8, TRIM29), hypergeometric p ~ 3e-16. Caveat: panel-vs-random saturates (squamous-vs-adeno is a near-trivial split) so gene-level overlap is the informative metric</w:t>
+            </w:r>
+          </w:p>
+        </w:tc>
+        <w:tc>
+          <w:tcPr>
+            <w:tcW w:type="dxa" w:w="2340"/>
+            <w:shd w:fill="F4F8FB" w:val="clear"/>
+          </w:tcPr>
+          <w:p>
+            <w:pPr>
+              <w:spacing w:after="0"/>
+            </w:pPr>
+            <w:r>
+              <w:t xml:space="preserve">REPLICATES (discovered biology, not a cohort artefact)</w:t>
             </w:r>
           </w:p>
         </w:tc>

--- a/reports/GSE57577_2015_vs_2026_report.docx
+++ b/reports/GSE57577_2015_vs_2026_report.docx
@@ -11757,6 +11757,329 @@
       </w:pPr>
       <w:r>
         <w:t xml:space="preserve">Interpretation. The basal/keratinization axis -- a coherent, pathway-enriched program -- reproduces in a second cohort with an independent re-discovery recovering the same genes, while the HER2 residual does not, precisely because METABRIC's HER2 calls are amplification-concordant enough that the textbook amplicon anchor is already complete (no residual to find). On NSCLC anti-PD1 data the same procedure, anchored on the textbook TMB biomarker, rediscovers the field's other known biomarkers (PD-L1, EGFR, STK11), confirming the method is neither breast-cancer- nor expression-specific. Runners: reports/dmoi_external_metabric.py, reports/dmoi_external_her2_metabric.py, reports/dmoi_discovery_nsclc_io.py. Full write-up: reports/anchored_integration_methods.md; manuscript: reports/anchored_integration_manuscript.pdf.</w:t>
+      </w:r>
+    </w:p>
+    <w:p>
+      <w:pPr>
+        <w:pStyle w:val="Heading2"/>
+      </w:pPr>
+      <w:r>
+        <w:t xml:space="preserve">Appendix B (cont.) — Hypothesis-as-anchor: confirm, explain-away, refute</w:t>
+      </w:r>
+    </w:p>
+    <w:p>
+      <w:pPr>
+        <w:spacing w:after="120"/>
+      </w:pPr>
+      <w:r>
+        <w:t xml:space="preserve">The same anchored frame tests a hypothesis: a candidate gene set is expressed as a hypothesis anchor and gated onto the textbook anchor's residual, returning a three-way verdict. Per Venet et al. (2011), a signature is a novel mechanism only if it adds signal BEYOND the dominant textbook prior, not merely predicts on its own. On Luminal A vs B against the proliferation textbook anchor:</w:t>
+      </w:r>
+    </w:p>
+    <w:tbl>
+      <w:tblPr>
+        <w:tblW w:type="dxa" w:w="9360"/>
+        <w:tblBorders>
+          <w:top w:val="single" w:color="auto" w:sz="4"/>
+          <w:left w:val="single" w:color="auto" w:sz="4"/>
+          <w:bottom w:val="single" w:color="auto" w:sz="4"/>
+          <w:right w:val="single" w:color="auto" w:sz="4"/>
+          <w:insideH w:val="single" w:color="auto" w:sz="4"/>
+          <w:insideV w:val="single" w:color="auto" w:sz="4"/>
+        </w:tblBorders>
+      </w:tblPr>
+      <w:tblGrid>
+        <w:gridCol w:w="2900"/>
+        <w:gridCol w:w="2900"/>
+        <w:gridCol w:w="2900"/>
+        <w:gridCol w:w="2900"/>
+      </w:tblGrid>
+      <w:tr>
+        <w:tc>
+          <w:tcPr>
+            <w:tcW w:type="dxa" w:w="2900"/>
+            <w:shd w:fill="1F3B5B" w:val="clear"/>
+          </w:tcPr>
+          <w:p>
+            <w:pPr>
+              <w:spacing w:after="0"/>
+            </w:pPr>
+            <w:r>
+              <w:rPr>
+                <w:b/>
+                <w:color w:val="FFFFFF"/>
+              </w:rPr>
+              <w:t xml:space="preserve">Hypothesis (LumA/B)</w:t>
+            </w:r>
+          </w:p>
+        </w:tc>
+        <w:tc>
+          <w:tcPr>
+            <w:tcW w:type="dxa" w:w="2900"/>
+            <w:shd w:fill="1F3B5B" w:val="clear"/>
+          </w:tcPr>
+          <w:p>
+            <w:pPr>
+              <w:spacing w:after="0"/>
+            </w:pPr>
+            <w:r>
+              <w:rPr>
+                <w:b/>
+                <w:color w:val="FFFFFF"/>
+              </w:rPr>
+              <w:t xml:space="preserve">AUROC alone</w:t>
+            </w:r>
+          </w:p>
+        </w:tc>
+        <w:tc>
+          <w:tcPr>
+            <w:tcW w:type="dxa" w:w="2900"/>
+            <w:shd w:fill="1F3B5B" w:val="clear"/>
+          </w:tcPr>
+          <w:p>
+            <w:pPr>
+              <w:spacing w:after="0"/>
+            </w:pPr>
+            <w:r>
+              <w:rPr>
+                <w:b/>
+                <w:color w:val="FFFFFF"/>
+              </w:rPr>
+              <w:t xml:space="preserve">Delta beyond proliferation</w:t>
+            </w:r>
+          </w:p>
+        </w:tc>
+        <w:tc>
+          <w:tcPr>
+            <w:tcW w:type="dxa" w:w="2900"/>
+            <w:shd w:fill="1F3B5B" w:val="clear"/>
+          </w:tcPr>
+          <w:p>
+            <w:pPr>
+              <w:spacing w:after="0"/>
+            </w:pPr>
+            <w:r>
+              <w:rPr>
+                <w:b/>
+                <w:color w:val="FFFFFF"/>
+              </w:rPr>
+              <w:t xml:space="preserve">Verdict</w:t>
+            </w:r>
+          </w:p>
+        </w:tc>
+      </w:tr>
+      <w:tr>
+        <w:tc>
+          <w:tcPr>
+            <w:tcW w:type="dxa" w:w="2900"/>
+            <w:shd w:fill="F4F8FB" w:val="clear"/>
+          </w:tcPr>
+          <w:p>
+            <w:pPr>
+              <w:spacing w:after="0"/>
+            </w:pPr>
+            <w:r>
+              <w:t xml:space="preserve">basal / keratinization</w:t>
+            </w:r>
+          </w:p>
+        </w:tc>
+        <w:tc>
+          <w:tcPr>
+            <w:tcW w:type="dxa" w:w="2900"/>
+            <w:shd w:fill="F4F8FB" w:val="clear"/>
+          </w:tcPr>
+          <w:p>
+            <w:pPr>
+              <w:spacing w:after="0"/>
+            </w:pPr>
+            <w:r>
+              <w:t xml:space="preserve">0.78</w:t>
+            </w:r>
+          </w:p>
+        </w:tc>
+        <w:tc>
+          <w:tcPr>
+            <w:tcW w:type="dxa" w:w="2900"/>
+            <w:shd w:fill="F4F8FB" w:val="clear"/>
+          </w:tcPr>
+          <w:p>
+            <w:pPr>
+              <w:spacing w:after="0"/>
+            </w:pPr>
+            <w:r>
+              <w:t xml:space="preserve">+0.039 (beta=8)</w:t>
+            </w:r>
+          </w:p>
+        </w:tc>
+        <w:tc>
+          <w:tcPr>
+            <w:tcW w:type="dxa" w:w="2900"/>
+            <w:shd w:fill="F4F8FB" w:val="clear"/>
+          </w:tcPr>
+          <w:p>
+            <w:pPr>
+              <w:spacing w:after="0"/>
+            </w:pPr>
+            <w:r>
+              <w:t xml:space="preserve">SUPPORTED (novel axis)</w:t>
+            </w:r>
+          </w:p>
+        </w:tc>
+      </w:tr>
+      <w:tr>
+        <w:tc>
+          <w:tcPr>
+            <w:tcW w:type="dxa" w:w="2900"/>
+            <w:shd w:fill="F4F8FB" w:val="clear"/>
+          </w:tcPr>
+          <w:p>
+            <w:pPr>
+              <w:spacing w:after="0"/>
+            </w:pPr>
+            <w:r>
+              <w:t xml:space="preserve">immune / cytotoxic</w:t>
+            </w:r>
+          </w:p>
+        </w:tc>
+        <w:tc>
+          <w:tcPr>
+            <w:tcW w:type="dxa" w:w="2900"/>
+            <w:shd w:fill="F4F8FB" w:val="clear"/>
+          </w:tcPr>
+          <w:p>
+            <w:pPr>
+              <w:spacing w:after="0"/>
+            </w:pPr>
+            <w:r>
+              <w:t xml:space="preserve">0.51</w:t>
+            </w:r>
+          </w:p>
+        </w:tc>
+        <w:tc>
+          <w:tcPr>
+            <w:tcW w:type="dxa" w:w="2900"/>
+            <w:shd w:fill="F4F8FB" w:val="clear"/>
+          </w:tcPr>
+          <w:p>
+            <w:pPr>
+              <w:spacing w:after="0"/>
+            </w:pPr>
+            <w:r>
+              <w:t xml:space="preserve">0.000</w:t>
+            </w:r>
+          </w:p>
+        </w:tc>
+        <w:tc>
+          <w:tcPr>
+            <w:tcW w:type="dxa" w:w="2900"/>
+            <w:shd w:fill="F4F8FB" w:val="clear"/>
+          </w:tcPr>
+          <w:p>
+            <w:pPr>
+              <w:spacing w:after="0"/>
+            </w:pPr>
+            <w:r>
+              <w:t xml:space="preserve">REFUTED (no signal)</w:t>
+            </w:r>
+          </w:p>
+        </w:tc>
+      </w:tr>
+      <w:tr>
+        <w:tc>
+          <w:tcPr>
+            <w:tcW w:type="dxa" w:w="2900"/>
+            <w:shd w:fill="F4F8FB" w:val="clear"/>
+          </w:tcPr>
+          <w:p>
+            <w:pPr>
+              <w:spacing w:after="0"/>
+            </w:pPr>
+            <w:r>
+              <w:t xml:space="preserve">random 30-gene set</w:t>
+            </w:r>
+          </w:p>
+        </w:tc>
+        <w:tc>
+          <w:tcPr>
+            <w:tcW w:type="dxa" w:w="2900"/>
+            <w:shd w:fill="F4F8FB" w:val="clear"/>
+          </w:tcPr>
+          <w:p>
+            <w:pPr>
+              <w:spacing w:after="0"/>
+            </w:pPr>
+            <w:r>
+              <w:t xml:space="preserve">0.63</w:t>
+            </w:r>
+          </w:p>
+        </w:tc>
+        <w:tc>
+          <w:tcPr>
+            <w:tcW w:type="dxa" w:w="2900"/>
+            <w:shd w:fill="F4F8FB" w:val="clear"/>
+          </w:tcPr>
+          <w:p>
+            <w:pPr>
+              <w:spacing w:after="0"/>
+            </w:pPr>
+            <w:r>
+              <w:t xml:space="preserve">~0</w:t>
+            </w:r>
+          </w:p>
+        </w:tc>
+        <w:tc>
+          <w:tcPr>
+            <w:tcW w:type="dxa" w:w="2900"/>
+            <w:shd w:fill="F4F8FB" w:val="clear"/>
+          </w:tcPr>
+          <w:p>
+            <w:pPr>
+              <w:spacing w:after="0"/>
+            </w:pPr>
+            <w:r>
+              <w:t xml:space="preserve">EXPLAINED_BY_TEXTBOOK (Venet)</w:t>
+            </w:r>
+          </w:p>
+        </w:tc>
+      </w:tr>
+    </w:tbl>
+    <w:p>
+      <w:pPr>
+        <w:spacing w:after="120"/>
+      </w:pPr>
+      <w:r>
+        <w:t xml:space="preserve">Scaled to a standard library (all 50 MSigDB Hallmark gene sets), the screen is self-validating: the proliferation-type hallmarks (E2F, G2M, MYC) predict strongly alone but add exactly 0 beyond the anchor (EXPLAINED -- they ARE the anchor's axis), while the robust SUPPORTED hits (requiring agreement across the curated and meta-PCNA proliferation anchors plus FDR) are the estrogen-response lineage programs -- matching the known LumA/B biology of proliferation plus ER signalling.</w:t>
+      </w:r>
+    </w:p>
+    <w:p>
+      <w:pPr>
+        <w:spacing w:after="160"/>
+      </w:pPr>
+      <w:r>
+        <w:t xml:space="preserve">Honest caveat (external reproduction). This pathway-level ranking is cohort/platform-sensitive: it does NOT reproduce in METABRIC microarray. Importantly, the anchor-family agreement filter correctly prevents proliferation hallmarks from being falsely called SUPPORTED there despite their large single-anchor deltas. So the gene-level basal discovery reproduces robustly across cohorts and cancers, but the Hallmark hypothesis ranking is a within-cohort tool, not a cross-platform claim. Runners: reports/dmoi_hypothesis_anchor.py, reports/dmoi_hypothesis_screen_robust.py, reports/dmoi_hypothesis_screen_metabric.py.</w:t>
+      </w:r>
+    </w:p>
+    <w:p>
+      <w:pPr>
+        <w:spacing w:after="160"/>
+      </w:pPr>
+      <w:r>
+        <w:t xml:space="preserve">ABSENT vs REDUNDANT (commonality + mediation). A bare “does not reproduce” is misleading, because an estrogen-response axis that is absent and one that is merely collinear with proliferation look identical (both add ≈ 0) yet mean opposite things. hypothesis_anchor_test therefore returns a gate-free commonality decomposition (variance unique to the hypothesis vs shared with the anchor; Tonidandel &amp; LeBreton 2011) and a mediation split (direct vs anchor-mediated), with a collinearity_label in {NOVEL, REDUNDANT, INERT}. Re-characterised this way, the estrogen-response hypothesis is NOVEL in TCGA (unique R² = 0.038) but REDUNDANT in METABRIC (redundancy = 1.00, 96% of its effect mediated through proliferation). ER biology is redundant with proliferation in METABRIC, not absent.</w:t>
+      </w:r>
+    </w:p>
+    <w:p>
+      <w:pPr>
+        <w:spacing w:after="160"/>
+      </w:pPr>
+      <w:r>
+        <w:t xml:space="preserve">Transportability (why it differs across cohorts). The verdict is a property of each cohort’s covariate distribution — specifically corr(proliferation, ER) — not of ER’s marginal effect (Degtiar &amp; Rose 2023). A controlled sweep (transportability_sweep: fix both marginal effects, vary only the anchor–hypothesis correlation) makes this explicit: holding the same ER effect, the hypothesis is NOVEL in 100% of simulated cohorts at TCGA’s correlation (+0.19) but collapses into a collinear/suppression valley at METABRIC’s (−0.17, ≈ 2% NOVEL). So an anchored hypothesis screen must be re-characterised, not merely re-run, when ported across cohorts. Runner: reports/dmoi_transportability_sweep.py.</w:t>
+      </w:r>
+    </w:p>
+    <w:p>
+      <w:pPr>
+        <w:spacing w:after="160"/>
+      </w:pPr>
+      <w:r>
+        <w:t xml:space="preserve">A second endpoint (HER2) — specificity of the labels. Repeating the analysis on HER2 status (anchor = the ERBB2 17q12 amplicon, hypothesis = the ER signature) gives a different regime, which the labels capture correctly. Here the ER→HER2 marginal effect itself differs across cohorts, so HER2 is not a same-marginal flip: in TCGA ER barely separates HER2± (Cohen’s d ≈ −0.05) and is INERT, whereas in METABRIC ER is a moderate signal (d ≈ −0.29) that is collinear with the amplicon and is REDUNDANT (redundancy 0.89, 66% mediated). Across the two endpoints the framework separates all three regimes — novel (ER in TCGA Luminal A/B), redundant/collinear (ER in METABRIC Luminal A/B and HER2), and absent/weak (ER for HER2 in TCGA) — rather than collapsing them into a single “fails to add.” Runner: reports/dmoi_transportability_her2.py.</w:t>
       </w:r>
     </w:p>
     <w:sectPr>
